--- a/Ciclo 01/RHU/Unidad 1/Notas Unidad 1.docx
+++ b/Ciclo 01/RHU/Unidad 1/Notas Unidad 1.docx
@@ -1,6 +1,6 @@
 
 <file path=word/document.xml><?xml version="1.0" encoding="utf-8"?>
-<w:document xmlns:wpc="http://schemas.microsoft.com/office/word/2010/wordprocessingCanvas" xmlns:cx="http://schemas.microsoft.com/office/drawing/2014/chartex" xmlns:cx1="http://schemas.microsoft.com/office/drawing/2015/9/8/chartex" xmlns:cx2="http://schemas.microsoft.com/office/drawing/2015/10/21/chartex" xmlns:cx3="http://schemas.microsoft.com/office/drawing/2016/5/9/chartex" xmlns:cx4="http://schemas.microsoft.com/office/drawing/2016/5/10/chartex" xmlns:cx5="http://schemas.microsoft.com/office/drawing/2016/5/11/chartex" xmlns:cx6="http://schemas.microsoft.com/office/drawing/2016/5/12/chartex" xmlns:cx7="http://schemas.microsoft.com/office/drawing/2016/5/13/chartex" xmlns:cx8="http://schemas.microsoft.com/office/drawing/2016/5/14/chartex" xmlns:mc="http://schemas.openxmlformats.org/markup-compatibility/2006" xmlns:aink="http://schemas.microsoft.com/office/drawing/2016/ink" xmlns:am3d="http://schemas.microsoft.com/office/drawing/2017/model3d" xmlns:o="urn:schemas-microsoft-com:office:office" xmlns:r="http://schemas.openxmlformats.org/officeDocument/2006/relationships" xmlns:m="http://schemas.openxmlformats.org/officeDocument/2006/math" xmlns:v="urn:schemas-microsoft-com:vml" xmlns:wp14="http://schemas.microsoft.com/office/word/2010/wordprocessingDrawing" xmlns:wp="http://schemas.openxmlformats.org/drawingml/2006/wordprocessingDrawing" xmlns:w10="urn:schemas-microsoft-com:office:word" xmlns:w="http://schemas.openxmlformats.org/wordprocessingml/2006/main" xmlns:w14="http://schemas.microsoft.com/office/word/2010/wordml" xmlns:w15="http://schemas.microsoft.com/office/word/2012/wordml" xmlns:w16cex="http://schemas.microsoft.com/office/word/2018/wordml/cex" xmlns:w16cid="http://schemas.microsoft.com/office/word/2016/wordml/cid" xmlns:w16="http://schemas.microsoft.com/office/word/2018/wordml" xmlns:w16sdtdh="http://schemas.microsoft.com/office/word/2020/wordml/sdtdatahash" xmlns:w16se="http://schemas.microsoft.com/office/word/2015/wordml/symex" xmlns:wpg="http://schemas.microsoft.com/office/word/2010/wordprocessingGroup" xmlns:wpi="http://schemas.microsoft.com/office/word/2010/wordprocessingInk" xmlns:wne="http://schemas.microsoft.com/office/word/2006/wordml" xmlns:wps="http://schemas.microsoft.com/office/word/2010/wordprocessingShape" mc:Ignorable="w14 w15 w16se w16cid w16 w16cex w16sdtdh wp14">
+<w:document xmlns:wpc="http://schemas.microsoft.com/office/word/2010/wordprocessingCanvas" xmlns:cx="http://schemas.microsoft.com/office/drawing/2014/chartex" xmlns:cx1="http://schemas.microsoft.com/office/drawing/2015/9/8/chartex" xmlns:cx2="http://schemas.microsoft.com/office/drawing/2015/10/21/chartex" xmlns:cx3="http://schemas.microsoft.com/office/drawing/2016/5/9/chartex" xmlns:cx4="http://schemas.microsoft.com/office/drawing/2016/5/10/chartex" xmlns:cx5="http://schemas.microsoft.com/office/drawing/2016/5/11/chartex" xmlns:cx6="http://schemas.microsoft.com/office/drawing/2016/5/12/chartex" xmlns:cx7="http://schemas.microsoft.com/office/drawing/2016/5/13/chartex" xmlns:cx8="http://schemas.microsoft.com/office/drawing/2016/5/14/chartex" xmlns:mc="http://schemas.openxmlformats.org/markup-compatibility/2006" xmlns:aink="http://schemas.microsoft.com/office/drawing/2016/ink" xmlns:am3d="http://schemas.microsoft.com/office/drawing/2017/model3d" xmlns:o="urn:schemas-microsoft-com:office:office" xmlns:oel="http://schemas.microsoft.com/office/2019/extlst" xmlns:r="http://schemas.openxmlformats.org/officeDocument/2006/relationships" xmlns:m="http://schemas.openxmlformats.org/officeDocument/2006/math" xmlns:v="urn:schemas-microsoft-com:vml" xmlns:wp14="http://schemas.microsoft.com/office/word/2010/wordprocessingDrawing" xmlns:wp="http://schemas.openxmlformats.org/drawingml/2006/wordprocessingDrawing" xmlns:w10="urn:schemas-microsoft-com:office:word" xmlns:w="http://schemas.openxmlformats.org/wordprocessingml/2006/main" xmlns:w14="http://schemas.microsoft.com/office/word/2010/wordml" xmlns:w15="http://schemas.microsoft.com/office/word/2012/wordml" xmlns:w16cex="http://schemas.microsoft.com/office/word/2018/wordml/cex" xmlns:w16cid="http://schemas.microsoft.com/office/word/2016/wordml/cid" xmlns:w16="http://schemas.microsoft.com/office/word/2018/wordml" xmlns:w16du="http://schemas.microsoft.com/office/word/2023/wordml/word16du" xmlns:w16sdtdh="http://schemas.microsoft.com/office/word/2020/wordml/sdtdatahash" xmlns:w16sdtfl="http://schemas.microsoft.com/office/word/2024/wordml/sdtformatlock" xmlns:w16se="http://schemas.microsoft.com/office/word/2015/wordml/symex" xmlns:wpg="http://schemas.microsoft.com/office/word/2010/wordprocessingGroup" xmlns:wpi="http://schemas.microsoft.com/office/word/2010/wordprocessingInk" xmlns:wne="http://schemas.microsoft.com/office/word/2006/wordml" xmlns:wps="http://schemas.microsoft.com/office/word/2010/wordprocessingShape" mc:Ignorable="w14 w15 w16se w16cid w16 w16cex w16sdtdh w16sdtfl w16du wp14">
   <w:body>
     <w:p>
       <w:pPr>
@@ -45,7 +45,7 @@
           <w:rFonts w:ascii="Arial" w:hAnsi="Arial" w:cs="Arial"/>
           <w:b/>
           <w:bCs/>
-          <w:color w:val="FF0000"/>
+          <w:color w:val="EE0000"/>
           <w:sz w:val="24"/>
           <w:szCs w:val="24"/>
           <w:shd w:val="clear" w:color="auto" w:fill="FFFFFF"/>
@@ -56,9 +56,10 @@
           <w:rFonts w:ascii="Arial" w:hAnsi="Arial" w:cs="Arial"/>
           <w:b/>
           <w:bCs/>
-          <w:color w:val="2E05FA"/>
+          <w:color w:val="EE0000"/>
           <w:sz w:val="20"/>
           <w:szCs w:val="20"/>
+          <w:highlight w:val="yellow"/>
           <w:shd w:val="clear" w:color="auto" w:fill="FFFFFF"/>
         </w:rPr>
         <w:t>CONCEPTO DE ADMINISTRACION DE PERSONAL</w:t>
@@ -777,24 +778,7 @@
           <w:rFonts w:ascii="Arial" w:hAnsi="Arial" w:cs="Arial"/>
           <w:shd w:val="clear" w:color="auto" w:fill="FFFFFF"/>
         </w:rPr>
-        <w:lastRenderedPageBreak/>
-        <w:t xml:space="preserve">Herrera </w:t>
-      </w:r>
-      <w:proofErr w:type="spellStart"/>
-      <w:r>
-        <w:rPr>
-          <w:rFonts w:ascii="Arial" w:hAnsi="Arial" w:cs="Arial"/>
-          <w:shd w:val="clear" w:color="auto" w:fill="FFFFFF"/>
-        </w:rPr>
-        <w:t>Gomez</w:t>
-      </w:r>
-      <w:proofErr w:type="spellEnd"/>
-      <w:r>
-        <w:rPr>
-          <w:rFonts w:ascii="Arial" w:hAnsi="Arial" w:cs="Arial"/>
-          <w:shd w:val="clear" w:color="auto" w:fill="FFFFFF"/>
-        </w:rPr>
-        <w:t xml:space="preserve"> (2011). </w:t>
+        <w:t xml:space="preserve">Herrera Gomez (2011). </w:t>
       </w:r>
       <w:r>
         <w:rPr>
@@ -835,70 +819,30 @@
           <w:rFonts w:ascii="Arial" w:hAnsi="Arial" w:cs="Arial"/>
           <w:shd w:val="clear" w:color="auto" w:fill="FFFFFF"/>
         </w:rPr>
-        <w:t xml:space="preserve"> organizativos, como para dotar de todo momento a las personas que la componen de las capacidades necesarias y de los alicientes suficientes que provoquen el interés máximo por la organización, sus objetivos y las tareas.</w:t>
-      </w:r>
-    </w:p>
-    <w:p>
-      <w:pPr>
-        <w:rPr>
-          <w:rFonts w:ascii="Arial" w:hAnsi="Arial" w:cs="Arial"/>
-          <w:shd w:val="clear" w:color="auto" w:fill="FFFFFF"/>
-        </w:rPr>
-      </w:pPr>
-      <w:r>
-        <w:rPr>
-          <w:rFonts w:ascii="Arial" w:hAnsi="Arial" w:cs="Arial"/>
-          <w:shd w:val="clear" w:color="auto" w:fill="FFFFFF"/>
-        </w:rPr>
-        <w:t xml:space="preserve">Ligada a esta primera definición, </w:t>
-      </w:r>
-      <w:proofErr w:type="spellStart"/>
-      <w:r>
-        <w:rPr>
-          <w:rFonts w:ascii="Arial" w:hAnsi="Arial" w:cs="Arial"/>
-          <w:shd w:val="clear" w:color="auto" w:fill="FFFFFF"/>
-        </w:rPr>
-        <w:t>Usey</w:t>
-      </w:r>
-      <w:proofErr w:type="spellEnd"/>
-      <w:r>
-        <w:rPr>
-          <w:rFonts w:ascii="Arial" w:hAnsi="Arial" w:cs="Arial"/>
-          <w:shd w:val="clear" w:color="auto" w:fill="FFFFFF"/>
-        </w:rPr>
-        <w:t xml:space="preserve"> </w:t>
-      </w:r>
-      <w:proofErr w:type="spellStart"/>
-      <w:r>
-        <w:rPr>
-          <w:rFonts w:ascii="Arial" w:hAnsi="Arial" w:cs="Arial"/>
-          <w:shd w:val="clear" w:color="auto" w:fill="FFFFFF"/>
-        </w:rPr>
-        <w:t>Jacson</w:t>
-      </w:r>
-      <w:proofErr w:type="spellEnd"/>
-      <w:r>
-        <w:rPr>
-          <w:rFonts w:ascii="Arial" w:hAnsi="Arial" w:cs="Arial"/>
-          <w:shd w:val="clear" w:color="auto" w:fill="FFFFFF"/>
-        </w:rPr>
-        <w:t xml:space="preserve"> y </w:t>
-      </w:r>
-      <w:proofErr w:type="spellStart"/>
-      <w:r>
-        <w:rPr>
-          <w:rFonts w:ascii="Arial" w:hAnsi="Arial" w:cs="Arial"/>
-          <w:shd w:val="clear" w:color="auto" w:fill="FFFFFF"/>
-        </w:rPr>
-        <w:t>Shuller</w:t>
-      </w:r>
-      <w:proofErr w:type="spellEnd"/>
-      <w:r>
-        <w:rPr>
-          <w:rFonts w:ascii="Arial" w:hAnsi="Arial" w:cs="Arial"/>
-          <w:shd w:val="clear" w:color="auto" w:fill="FFFFFF"/>
-        </w:rPr>
-        <w:t xml:space="preserve"> (1997) establecen dos posibles genéricas o enfoques que profundizan en el concepto de dirección de recursos humanos: </w:t>
+        <w:t xml:space="preserve"> organizativos, como para dotar de todo momento a las personas </w:t>
+      </w:r>
+      <w:r>
+        <w:rPr>
+          <w:rFonts w:ascii="Arial" w:hAnsi="Arial" w:cs="Arial"/>
+          <w:shd w:val="clear" w:color="auto" w:fill="FFFFFF"/>
+        </w:rPr>
+        <w:lastRenderedPageBreak/>
+        <w:t>que la componen de las capacidades necesarias y de los alicientes suficientes que provoquen el interés máximo por la organización, sus objetivos y las tareas.</w:t>
+      </w:r>
+    </w:p>
+    <w:p>
+      <w:pPr>
+        <w:rPr>
+          <w:rFonts w:ascii="Arial" w:hAnsi="Arial" w:cs="Arial"/>
+          <w:shd w:val="clear" w:color="auto" w:fill="FFFFFF"/>
+        </w:rPr>
+      </w:pPr>
+      <w:r>
+        <w:rPr>
+          <w:rFonts w:ascii="Arial" w:hAnsi="Arial" w:cs="Arial"/>
+          <w:shd w:val="clear" w:color="auto" w:fill="FFFFFF"/>
+        </w:rPr>
+        <w:t xml:space="preserve">Ligada a esta primera definición, Usey Jacson y Shuller (1997) establecen dos posibles genéricas o enfoques que profundizan en el concepto de dirección de recursos humanos: </w:t>
       </w:r>
       <w:r>
         <w:rPr>
@@ -1165,9 +1109,9 @@
       <w:r>
         <w:rPr>
           <w:rFonts w:ascii="Arial" w:hAnsi="Arial" w:cs="Arial"/>
-          <w:shd w:val="clear" w:color="auto" w:fill="FFFFFF"/>
-        </w:rPr>
-        <w:lastRenderedPageBreak/>
+          <w:noProof/>
+          <w:shd w:val="clear" w:color="auto" w:fill="FFFFFF"/>
+        </w:rPr>
         <w:drawing>
           <wp:anchor distT="0" distB="0" distL="114300" distR="114300" simplePos="0" relativeHeight="251658240" behindDoc="1" locked="0" layoutInCell="1" allowOverlap="1" wp14:anchorId="2C1F531F" wp14:editId="489D0DD2">
             <wp:simplePos x="0" y="0"/>
@@ -1264,19 +1208,29 @@
           <w:shd w:val="clear" w:color="auto" w:fill="FFFFFF"/>
         </w:rPr>
       </w:pPr>
-      <w:r>
-        <w:rPr>
-          <w:rFonts w:ascii="Arial" w:hAnsi="Arial" w:cs="Arial"/>
-          <w:shd w:val="clear" w:color="auto" w:fill="FFFFFF"/>
-        </w:rPr>
+    </w:p>
+    <w:p>
+      <w:pPr>
+        <w:rPr>
+          <w:rFonts w:ascii="Arial" w:hAnsi="Arial" w:cs="Arial"/>
+          <w:shd w:val="clear" w:color="auto" w:fill="FFFFFF"/>
+        </w:rPr>
+      </w:pPr>
+      <w:r>
+        <w:rPr>
+          <w:rFonts w:ascii="Arial" w:hAnsi="Arial" w:cs="Arial"/>
+          <w:noProof/>
+          <w:shd w:val="clear" w:color="auto" w:fill="FFFFFF"/>
+        </w:rPr>
+        <w:lastRenderedPageBreak/>
         <w:drawing>
-          <wp:anchor distT="0" distB="0" distL="114300" distR="114300" simplePos="0" relativeHeight="251659264" behindDoc="0" locked="0" layoutInCell="1" allowOverlap="1" wp14:anchorId="69FD03F7" wp14:editId="0FD4D756">
+          <wp:anchor distT="0" distB="0" distL="114300" distR="114300" simplePos="0" relativeHeight="251659264" behindDoc="0" locked="0" layoutInCell="1" allowOverlap="1" wp14:anchorId="69FD03F7" wp14:editId="21451B13">
             <wp:simplePos x="0" y="0"/>
             <wp:positionH relativeFrom="column">
-              <wp:posOffset>-685114</wp:posOffset>
+              <wp:posOffset>-622184</wp:posOffset>
             </wp:positionH>
             <wp:positionV relativeFrom="paragraph">
-              <wp:posOffset>197968</wp:posOffset>
+              <wp:posOffset>-276571</wp:posOffset>
             </wp:positionV>
             <wp:extent cx="6817766" cy="2692152"/>
             <wp:effectExtent l="0" t="0" r="2540" b="0"/>
@@ -1307,7 +1261,7 @@
                   <pic:spPr>
                     <a:xfrm>
                       <a:off x="0" y="0"/>
-                      <a:ext cx="6842859" cy="2702060"/>
+                      <a:ext cx="6817766" cy="2692152"/>
                     </a:xfrm>
                     <a:prstGeom prst="rect">
                       <a:avLst/>
@@ -1405,17 +1359,10 @@
           <w:shd w:val="clear" w:color="auto" w:fill="FFFFFF"/>
         </w:rPr>
       </w:pPr>
-    </w:p>
-    <w:p>
-      <w:pPr>
-        <w:rPr>
-          <w:rFonts w:ascii="Arial" w:hAnsi="Arial" w:cs="Arial"/>
-          <w:shd w:val="clear" w:color="auto" w:fill="FFFFFF"/>
-        </w:rPr>
-      </w:pPr>
-      <w:r>
-        <w:rPr>
-          <w:rFonts w:ascii="Arial" w:hAnsi="Arial" w:cs="Arial"/>
+      <w:r>
+        <w:rPr>
+          <w:rFonts w:ascii="Arial" w:hAnsi="Arial" w:cs="Arial"/>
+          <w:noProof/>
           <w:shd w:val="clear" w:color="auto" w:fill="FFFFFF"/>
         </w:rPr>
         <w:drawing>
@@ -1581,22 +1528,6 @@
     </w:p>
     <w:p>
       <w:pPr>
-        <w:rPr>
-          <w:rFonts w:ascii="Arial" w:hAnsi="Arial" w:cs="Arial"/>
-          <w:shd w:val="clear" w:color="auto" w:fill="FFFFFF"/>
-        </w:rPr>
-      </w:pPr>
-    </w:p>
-    <w:p>
-      <w:pPr>
-        <w:rPr>
-          <w:rFonts w:ascii="Arial" w:hAnsi="Arial" w:cs="Arial"/>
-          <w:shd w:val="clear" w:color="auto" w:fill="FFFFFF"/>
-        </w:rPr>
-      </w:pPr>
-    </w:p>
-    <w:p>
-      <w:pPr>
         <w:spacing w:before="100" w:beforeAutospacing="1" w:after="100" w:afterAutospacing="1" w:line="240" w:lineRule="auto"/>
         <w:rPr>
           <w:rFonts w:ascii="Times New Roman" w:eastAsia="Times New Roman" w:hAnsi="Times New Roman" w:cs="Times New Roman"/>
@@ -1606,6 +1537,7 @@
           <w14:ligatures w14:val="none"/>
         </w:rPr>
       </w:pPr>
+      <w:proofErr w:type="gramStart"/>
       <w:r>
         <w:rPr>
           <w:rFonts w:ascii="Times New Roman" w:eastAsia="Times New Roman" w:hAnsi="Symbol" w:cs="Times New Roman"/>
@@ -1614,7 +1546,6 @@
           <w:lang w:eastAsia="es-SV"/>
           <w14:ligatures w14:val="none"/>
         </w:rPr>
-        <w:lastRenderedPageBreak/>
         <w:t></w:t>
       </w:r>
       <w:r>
@@ -1637,50 +1568,9 @@
           <w:lang w:eastAsia="es-SV"/>
           <w14:ligatures w14:val="none"/>
         </w:rPr>
-        <w:t>Dirección Estratégica (El "Para qué"):</w:t>
-      </w:r>
-      <w:r>
-        <w:rPr>
-          <w:rFonts w:ascii="Times New Roman" w:eastAsia="Times New Roman" w:hAnsi="Times New Roman" w:cs="Times New Roman"/>
-          <w:sz w:val="24"/>
-          <w:szCs w:val="24"/>
-          <w:lang w:eastAsia="es-SV"/>
-          <w14:ligatures w14:val="none"/>
-        </w:rPr>
-        <w:t xml:space="preserve"> Mira hacia afuera (empresa) y hacia adentro (coherencia). Busca que RRHH sirva para ganar la guerra.</w:t>
-      </w:r>
-    </w:p>
-    <w:p>
-      <w:pPr>
-        <w:spacing w:before="100" w:beforeAutospacing="1" w:after="100" w:afterAutospacing="1" w:line="240" w:lineRule="auto"/>
-        <w:rPr>
-          <w:rFonts w:ascii="Times New Roman" w:eastAsia="Times New Roman" w:hAnsi="Times New Roman" w:cs="Times New Roman"/>
-          <w:sz w:val="24"/>
-          <w:szCs w:val="24"/>
-          <w:lang w:eastAsia="es-SV"/>
-          <w14:ligatures w14:val="none"/>
-        </w:rPr>
-      </w:pPr>
-      <w:r>
-        <w:rPr>
-          <w:rFonts w:ascii="Times New Roman" w:eastAsia="Times New Roman" w:hAnsi="Symbol" w:cs="Times New Roman"/>
-          <w:sz w:val="24"/>
-          <w:szCs w:val="24"/>
-          <w:lang w:eastAsia="es-SV"/>
-          <w14:ligatures w14:val="none"/>
-        </w:rPr>
-        <w:t></w:t>
-      </w:r>
-      <w:r>
-        <w:rPr>
-          <w:rFonts w:ascii="Times New Roman" w:eastAsia="Times New Roman" w:hAnsi="Times New Roman" w:cs="Times New Roman"/>
-          <w:sz w:val="24"/>
-          <w:szCs w:val="24"/>
-          <w:lang w:eastAsia="es-SV"/>
-          <w14:ligatures w14:val="none"/>
-        </w:rPr>
-        <w:t xml:space="preserve">  </w:t>
-      </w:r>
+        <w:t>Dirección</w:t>
+      </w:r>
+      <w:proofErr w:type="gramEnd"/>
       <w:r>
         <w:rPr>
           <w:rFonts w:ascii="Times New Roman" w:eastAsia="Times New Roman" w:hAnsi="Times New Roman" w:cs="Times New Roman"/>
@@ -1691,7 +1581,7 @@
           <w:lang w:eastAsia="es-SV"/>
           <w14:ligatures w14:val="none"/>
         </w:rPr>
-        <w:t>Dirección Técnica (El "Cómo liderar"):</w:t>
+        <w:t xml:space="preserve"> Estratégica (El "Para qué"):</w:t>
       </w:r>
       <w:r>
         <w:rPr>
@@ -1701,7 +1591,7 @@
           <w:lang w:eastAsia="es-SV"/>
           <w14:ligatures w14:val="none"/>
         </w:rPr>
-        <w:t xml:space="preserve"> Mira hacia abajo (empleados). Es el contacto del jefe con su equipo para que estén motivados.</w:t>
+        <w:t xml:space="preserve"> Mira hacia afuera (empresa) y hacia adentro (coherencia). Busca que RRHH sirva para ganar la guerra.</w:t>
       </w:r>
     </w:p>
     <w:p>
@@ -1715,6 +1605,7 @@
           <w14:ligatures w14:val="none"/>
         </w:rPr>
       </w:pPr>
+      <w:proofErr w:type="gramStart"/>
       <w:r>
         <w:rPr>
           <w:rFonts w:ascii="Times New Roman" w:eastAsia="Times New Roman" w:hAnsi="Symbol" w:cs="Times New Roman"/>
@@ -1745,50 +1636,9 @@
           <w:lang w:eastAsia="es-SV"/>
           <w14:ligatures w14:val="none"/>
         </w:rPr>
-        <w:t>Dirección de RRHH (El "Marco"):</w:t>
-      </w:r>
-      <w:r>
-        <w:rPr>
-          <w:rFonts w:ascii="Times New Roman" w:eastAsia="Times New Roman" w:hAnsi="Times New Roman" w:cs="Times New Roman"/>
-          <w:sz w:val="24"/>
-          <w:szCs w:val="24"/>
-          <w:lang w:eastAsia="es-SV"/>
-          <w14:ligatures w14:val="none"/>
-        </w:rPr>
-        <w:t xml:space="preserve"> Es el diseño global. Define qué tipo de gente queremos y cómo los vamos a organizar.</w:t>
-      </w:r>
-    </w:p>
-    <w:p>
-      <w:pPr>
-        <w:spacing w:before="100" w:beforeAutospacing="1" w:after="100" w:afterAutospacing="1" w:line="240" w:lineRule="auto"/>
-        <w:rPr>
-          <w:rFonts w:ascii="Times New Roman" w:eastAsia="Times New Roman" w:hAnsi="Times New Roman" w:cs="Times New Roman"/>
-          <w:sz w:val="24"/>
-          <w:szCs w:val="24"/>
-          <w:lang w:eastAsia="es-SV"/>
-          <w14:ligatures w14:val="none"/>
-        </w:rPr>
-      </w:pPr>
-      <w:r>
-        <w:rPr>
-          <w:rFonts w:ascii="Times New Roman" w:eastAsia="Times New Roman" w:hAnsi="Symbol" w:cs="Times New Roman"/>
-          <w:sz w:val="24"/>
-          <w:szCs w:val="24"/>
-          <w:lang w:eastAsia="es-SV"/>
-          <w14:ligatures w14:val="none"/>
-        </w:rPr>
-        <w:t></w:t>
-      </w:r>
-      <w:r>
-        <w:rPr>
-          <w:rFonts w:ascii="Times New Roman" w:eastAsia="Times New Roman" w:hAnsi="Times New Roman" w:cs="Times New Roman"/>
-          <w:sz w:val="24"/>
-          <w:szCs w:val="24"/>
-          <w:lang w:eastAsia="es-SV"/>
-          <w14:ligatures w14:val="none"/>
-        </w:rPr>
-        <w:t xml:space="preserve">  </w:t>
-      </w:r>
+        <w:t>Dirección</w:t>
+      </w:r>
+      <w:proofErr w:type="gramEnd"/>
       <w:r>
         <w:rPr>
           <w:rFonts w:ascii="Times New Roman" w:eastAsia="Times New Roman" w:hAnsi="Times New Roman" w:cs="Times New Roman"/>
@@ -1799,7 +1649,7 @@
           <w:lang w:eastAsia="es-SV"/>
           <w14:ligatures w14:val="none"/>
         </w:rPr>
-        <w:t>Gestión de RRHH (Las "Herramientas"):</w:t>
+        <w:t xml:space="preserve"> Técnica (El "Cómo liderar"):</w:t>
       </w:r>
       <w:r>
         <w:rPr>
@@ -1809,6 +1659,142 @@
           <w:lang w:eastAsia="es-SV"/>
           <w14:ligatures w14:val="none"/>
         </w:rPr>
+        <w:t xml:space="preserve"> Mira hacia abajo (empleados). Es el contacto del jefe con su equipo para que estén motivados.</w:t>
+      </w:r>
+    </w:p>
+    <w:p>
+      <w:pPr>
+        <w:spacing w:before="100" w:beforeAutospacing="1" w:after="100" w:afterAutospacing="1" w:line="240" w:lineRule="auto"/>
+        <w:rPr>
+          <w:rFonts w:ascii="Times New Roman" w:eastAsia="Times New Roman" w:hAnsi="Times New Roman" w:cs="Times New Roman"/>
+          <w:sz w:val="24"/>
+          <w:szCs w:val="24"/>
+          <w:lang w:eastAsia="es-SV"/>
+          <w14:ligatures w14:val="none"/>
+        </w:rPr>
+      </w:pPr>
+      <w:proofErr w:type="gramStart"/>
+      <w:r>
+        <w:rPr>
+          <w:rFonts w:ascii="Times New Roman" w:eastAsia="Times New Roman" w:hAnsi="Symbol" w:cs="Times New Roman"/>
+          <w:sz w:val="24"/>
+          <w:szCs w:val="24"/>
+          <w:lang w:eastAsia="es-SV"/>
+          <w14:ligatures w14:val="none"/>
+        </w:rPr>
+        <w:t></w:t>
+      </w:r>
+      <w:r>
+        <w:rPr>
+          <w:rFonts w:ascii="Times New Roman" w:eastAsia="Times New Roman" w:hAnsi="Times New Roman" w:cs="Times New Roman"/>
+          <w:sz w:val="24"/>
+          <w:szCs w:val="24"/>
+          <w:lang w:eastAsia="es-SV"/>
+          <w14:ligatures w14:val="none"/>
+        </w:rPr>
+        <w:t xml:space="preserve">  </w:t>
+      </w:r>
+      <w:r>
+        <w:rPr>
+          <w:rFonts w:ascii="Times New Roman" w:eastAsia="Times New Roman" w:hAnsi="Times New Roman" w:cs="Times New Roman"/>
+          <w:b/>
+          <w:bCs/>
+          <w:sz w:val="24"/>
+          <w:szCs w:val="24"/>
+          <w:lang w:eastAsia="es-SV"/>
+          <w14:ligatures w14:val="none"/>
+        </w:rPr>
+        <w:t>Dirección</w:t>
+      </w:r>
+      <w:proofErr w:type="gramEnd"/>
+      <w:r>
+        <w:rPr>
+          <w:rFonts w:ascii="Times New Roman" w:eastAsia="Times New Roman" w:hAnsi="Times New Roman" w:cs="Times New Roman"/>
+          <w:b/>
+          <w:bCs/>
+          <w:sz w:val="24"/>
+          <w:szCs w:val="24"/>
+          <w:lang w:eastAsia="es-SV"/>
+          <w14:ligatures w14:val="none"/>
+        </w:rPr>
+        <w:t xml:space="preserve"> de RRHH (El "Marco"):</w:t>
+      </w:r>
+      <w:r>
+        <w:rPr>
+          <w:rFonts w:ascii="Times New Roman" w:eastAsia="Times New Roman" w:hAnsi="Times New Roman" w:cs="Times New Roman"/>
+          <w:sz w:val="24"/>
+          <w:szCs w:val="24"/>
+          <w:lang w:eastAsia="es-SV"/>
+          <w14:ligatures w14:val="none"/>
+        </w:rPr>
+        <w:t xml:space="preserve"> Es el diseño global. Define qué tipo de gente queremos y cómo los vamos a organizar.</w:t>
+      </w:r>
+    </w:p>
+    <w:p>
+      <w:pPr>
+        <w:spacing w:before="100" w:beforeAutospacing="1" w:after="100" w:afterAutospacing="1" w:line="240" w:lineRule="auto"/>
+        <w:rPr>
+          <w:rFonts w:ascii="Times New Roman" w:eastAsia="Times New Roman" w:hAnsi="Times New Roman" w:cs="Times New Roman"/>
+          <w:sz w:val="24"/>
+          <w:szCs w:val="24"/>
+          <w:lang w:eastAsia="es-SV"/>
+          <w14:ligatures w14:val="none"/>
+        </w:rPr>
+      </w:pPr>
+      <w:proofErr w:type="gramStart"/>
+      <w:r>
+        <w:rPr>
+          <w:rFonts w:ascii="Times New Roman" w:eastAsia="Times New Roman" w:hAnsi="Symbol" w:cs="Times New Roman"/>
+          <w:sz w:val="24"/>
+          <w:szCs w:val="24"/>
+          <w:lang w:eastAsia="es-SV"/>
+          <w14:ligatures w14:val="none"/>
+        </w:rPr>
+        <w:t></w:t>
+      </w:r>
+      <w:r>
+        <w:rPr>
+          <w:rFonts w:ascii="Times New Roman" w:eastAsia="Times New Roman" w:hAnsi="Times New Roman" w:cs="Times New Roman"/>
+          <w:sz w:val="24"/>
+          <w:szCs w:val="24"/>
+          <w:lang w:eastAsia="es-SV"/>
+          <w14:ligatures w14:val="none"/>
+        </w:rPr>
+        <w:t xml:space="preserve">  </w:t>
+      </w:r>
+      <w:r>
+        <w:rPr>
+          <w:rFonts w:ascii="Times New Roman" w:eastAsia="Times New Roman" w:hAnsi="Times New Roman" w:cs="Times New Roman"/>
+          <w:b/>
+          <w:bCs/>
+          <w:sz w:val="24"/>
+          <w:szCs w:val="24"/>
+          <w:lang w:eastAsia="es-SV"/>
+          <w14:ligatures w14:val="none"/>
+        </w:rPr>
+        <w:t>Gestión</w:t>
+      </w:r>
+      <w:proofErr w:type="gramEnd"/>
+      <w:r>
+        <w:rPr>
+          <w:rFonts w:ascii="Times New Roman" w:eastAsia="Times New Roman" w:hAnsi="Times New Roman" w:cs="Times New Roman"/>
+          <w:b/>
+          <w:bCs/>
+          <w:sz w:val="24"/>
+          <w:szCs w:val="24"/>
+          <w:lang w:eastAsia="es-SV"/>
+          <w14:ligatures w14:val="none"/>
+        </w:rPr>
+        <w:t xml:space="preserve"> de RRHH (Las "Herramientas"):</w:t>
+      </w:r>
+      <w:r>
+        <w:rPr>
+          <w:rFonts w:ascii="Times New Roman" w:eastAsia="Times New Roman" w:hAnsi="Times New Roman" w:cs="Times New Roman"/>
+          <w:sz w:val="24"/>
+          <w:szCs w:val="24"/>
+          <w:lang w:eastAsia="es-SV"/>
+          <w14:ligatures w14:val="none"/>
+        </w:rPr>
         <w:t xml:space="preserve"> Son los procesos administrativos y técnicos: contratar, pagar, formar.</w:t>
       </w:r>
     </w:p>
@@ -1830,9 +1816,18 @@
     </w:p>
     <w:p>
       <w:pPr>
+        <w:rPr>
+          <w:rFonts w:ascii="Arial" w:hAnsi="Arial" w:cs="Arial"/>
+          <w:shd w:val="clear" w:color="auto" w:fill="FFFFFF"/>
+        </w:rPr>
+      </w:pPr>
+    </w:p>
+    <w:p>
+      <w:pPr>
         <w:pStyle w:val="NormalWeb"/>
       </w:pPr>
       <w:r>
+        <w:lastRenderedPageBreak/>
         <w:t>Imagina que somos una tripulación en un galeón antiguo:</w:t>
       </w:r>
     </w:p>
@@ -1972,6 +1967,1998 @@
       <w:pPr>
         <w:rPr>
           <w:rFonts w:ascii="Arial" w:hAnsi="Arial" w:cs="Arial"/>
+          <w:b/>
+          <w:bCs/>
+          <w:color w:val="EE0000"/>
+          <w:u w:val="single"/>
+          <w:shd w:val="clear" w:color="auto" w:fill="FFFFFF"/>
+        </w:rPr>
+      </w:pPr>
+      <w:r>
+        <w:rPr>
+          <w:rFonts w:ascii="Arial" w:hAnsi="Arial" w:cs="Arial"/>
+          <w:b/>
+          <w:bCs/>
+          <w:color w:val="EE0000"/>
+          <w:highlight w:val="yellow"/>
+          <w:u w:val="single"/>
+          <w:shd w:val="clear" w:color="auto" w:fill="FFFFFF"/>
+        </w:rPr>
+        <w:t>¿POR QUE ESTUDIAR ADMINISTRACION DE PERSONAL?</w:t>
+      </w:r>
+    </w:p>
+    <w:p>
+      <w:pPr>
+        <w:rPr>
+          <w:rFonts w:ascii="Arial" w:hAnsi="Arial" w:cs="Arial"/>
+          <w:shd w:val="clear" w:color="auto" w:fill="FFFFFF"/>
+        </w:rPr>
+      </w:pPr>
+      <w:r>
+        <w:rPr>
+          <w:rFonts w:ascii="Arial" w:hAnsi="Arial" w:cs="Arial"/>
+          <w:shd w:val="clear" w:color="auto" w:fill="FFFFFF"/>
+        </w:rPr>
+        <w:t xml:space="preserve">La administración de personal involucra todas las decisiones gerenciales y practicas que afectan e influyen en el personal, además, los </w:t>
+      </w:r>
+      <w:proofErr w:type="spellStart"/>
+      <w:r>
+        <w:rPr>
+          <w:rFonts w:ascii="Arial" w:hAnsi="Arial" w:cs="Arial"/>
+          <w:shd w:val="clear" w:color="auto" w:fill="FFFFFF"/>
+        </w:rPr>
+        <w:t>rrhh</w:t>
+      </w:r>
+      <w:proofErr w:type="spellEnd"/>
+      <w:r>
+        <w:rPr>
+          <w:rFonts w:ascii="Arial" w:hAnsi="Arial" w:cs="Arial"/>
+          <w:shd w:val="clear" w:color="auto" w:fill="FFFFFF"/>
+        </w:rPr>
+        <w:t xml:space="preserve"> son considerados como una pieza clave en el desarrollo de las empresas ya que permite la realización de las metas.</w:t>
+      </w:r>
+    </w:p>
+    <w:p>
+      <w:pPr>
+        <w:rPr>
+          <w:rFonts w:ascii="Arial" w:hAnsi="Arial" w:cs="Arial"/>
+          <w:shd w:val="clear" w:color="auto" w:fill="FFFFFF"/>
+        </w:rPr>
+      </w:pPr>
+      <w:r>
+        <w:rPr>
+          <w:rFonts w:ascii="Arial" w:hAnsi="Arial" w:cs="Arial"/>
+          <w:shd w:val="clear" w:color="auto" w:fill="FFFFFF"/>
+        </w:rPr>
+        <w:t>Quizá la respuesta mas sencilla seria mencionar alguno de los errores personales que uno no quisiera cometer en la labor como administrador. Por ejemplo:</w:t>
+      </w:r>
+    </w:p>
+    <w:p>
+      <w:pPr>
+        <w:pStyle w:val="Prrafodelista"/>
+        <w:numPr>
+          <w:ilvl w:val="0"/>
+          <w:numId w:val="2"/>
+        </w:numPr>
+        <w:rPr>
+          <w:rFonts w:ascii="Arial" w:hAnsi="Arial" w:cs="Arial"/>
+          <w:shd w:val="clear" w:color="auto" w:fill="FFFFFF"/>
+        </w:rPr>
+      </w:pPr>
+      <w:r>
+        <w:rPr>
+          <w:rFonts w:ascii="Arial" w:hAnsi="Arial" w:cs="Arial"/>
+          <w:shd w:val="clear" w:color="auto" w:fill="FFFFFF"/>
+        </w:rPr>
+        <w:t>No se desea que sus empleados no se desempeñen a su mayor capacidad</w:t>
+      </w:r>
+    </w:p>
+    <w:p>
+      <w:pPr>
+        <w:pStyle w:val="Prrafodelista"/>
+        <w:numPr>
+          <w:ilvl w:val="0"/>
+          <w:numId w:val="2"/>
+        </w:numPr>
+        <w:rPr>
+          <w:rFonts w:ascii="Arial" w:hAnsi="Arial" w:cs="Arial"/>
+          <w:shd w:val="clear" w:color="auto" w:fill="FFFFFF"/>
+        </w:rPr>
+      </w:pPr>
+      <w:r>
+        <w:rPr>
+          <w:rFonts w:ascii="Arial" w:hAnsi="Arial" w:cs="Arial"/>
+          <w:shd w:val="clear" w:color="auto" w:fill="FFFFFF"/>
+        </w:rPr>
+        <w:t>Contratar a la persona equivocada para el puesto</w:t>
+      </w:r>
+    </w:p>
+    <w:p>
+      <w:pPr>
+        <w:pStyle w:val="Prrafodelista"/>
+        <w:numPr>
+          <w:ilvl w:val="0"/>
+          <w:numId w:val="2"/>
+        </w:numPr>
+        <w:rPr>
+          <w:rFonts w:ascii="Arial" w:hAnsi="Arial" w:cs="Arial"/>
+          <w:shd w:val="clear" w:color="auto" w:fill="FFFFFF"/>
+        </w:rPr>
+      </w:pPr>
+      <w:r>
+        <w:rPr>
+          <w:rFonts w:ascii="Arial" w:hAnsi="Arial" w:cs="Arial"/>
+          <w:shd w:val="clear" w:color="auto" w:fill="FFFFFF"/>
+        </w:rPr>
+        <w:t>Experimentar una alta rotación de personal</w:t>
+      </w:r>
+    </w:p>
+    <w:p>
+      <w:pPr>
+        <w:pStyle w:val="Prrafodelista"/>
+        <w:numPr>
+          <w:ilvl w:val="0"/>
+          <w:numId w:val="2"/>
+        </w:numPr>
+        <w:rPr>
+          <w:rFonts w:ascii="Arial" w:hAnsi="Arial" w:cs="Arial"/>
+          <w:shd w:val="clear" w:color="auto" w:fill="FFFFFF"/>
+        </w:rPr>
+      </w:pPr>
+      <w:r>
+        <w:rPr>
+          <w:rFonts w:ascii="Arial" w:hAnsi="Arial" w:cs="Arial"/>
+          <w:shd w:val="clear" w:color="auto" w:fill="FFFFFF"/>
+        </w:rPr>
+        <w:t>Encontrar empleados que no den lo mejor de si</w:t>
+      </w:r>
+    </w:p>
+    <w:p>
+      <w:pPr>
+        <w:pStyle w:val="Prrafodelista"/>
+        <w:numPr>
+          <w:ilvl w:val="0"/>
+          <w:numId w:val="2"/>
+        </w:numPr>
+        <w:rPr>
+          <w:rFonts w:ascii="Arial" w:hAnsi="Arial" w:cs="Arial"/>
+          <w:shd w:val="clear" w:color="auto" w:fill="FFFFFF"/>
+        </w:rPr>
+      </w:pPr>
+      <w:r>
+        <w:rPr>
+          <w:rFonts w:ascii="Arial" w:hAnsi="Arial" w:cs="Arial"/>
+          <w:shd w:val="clear" w:color="auto" w:fill="FFFFFF"/>
+        </w:rPr>
+        <w:t>Que la empresa sea demandada por tratos discriminatorios</w:t>
+      </w:r>
+    </w:p>
+    <w:p>
+      <w:pPr>
+        <w:pStyle w:val="Prrafodelista"/>
+        <w:numPr>
+          <w:ilvl w:val="0"/>
+          <w:numId w:val="2"/>
+        </w:numPr>
+        <w:rPr>
+          <w:rFonts w:ascii="Arial" w:hAnsi="Arial" w:cs="Arial"/>
+          <w:shd w:val="clear" w:color="auto" w:fill="FFFFFF"/>
+        </w:rPr>
+      </w:pPr>
+      <w:r>
+        <w:rPr>
+          <w:rFonts w:ascii="Arial" w:hAnsi="Arial" w:cs="Arial"/>
+          <w:shd w:val="clear" w:color="auto" w:fill="FFFFFF"/>
+        </w:rPr>
+        <w:t>Que la empresa sea acusada de practicas inseguras de acuerdo con las leyes de seguridad laboral</w:t>
+      </w:r>
+    </w:p>
+    <w:p>
+      <w:pPr>
+        <w:rPr>
+          <w:rFonts w:ascii="Arial" w:hAnsi="Arial" w:cs="Arial"/>
+          <w:shd w:val="clear" w:color="auto" w:fill="FFFFFF"/>
+        </w:rPr>
+      </w:pPr>
+      <w:r>
+        <w:rPr>
+          <w:rFonts w:ascii="Arial" w:hAnsi="Arial" w:cs="Arial"/>
+          <w:shd w:val="clear" w:color="auto" w:fill="FFFFFF"/>
+        </w:rPr>
+        <w:t>Al tener conocimientos de como administrar el personal, permitirá el momento de gerenciar acertadamente la elaboración de planes excelentes, desarrollar organigramas claros, establecer líneas de ensamble moderno y utilizar avanzados controles contables, contratar a las personas adecuadas para los puestos correctos y porque supieron motivar, evaluar y desarrollar a esas personas.</w:t>
+      </w:r>
+    </w:p>
+    <w:p>
+      <w:pPr>
+        <w:rPr>
+          <w:rFonts w:ascii="Arial" w:hAnsi="Arial" w:cs="Arial"/>
+          <w:shd w:val="clear" w:color="auto" w:fill="FFFFFF"/>
+        </w:rPr>
+      </w:pPr>
+      <w:r>
+        <w:rPr>
+          <w:rFonts w:ascii="Arial" w:hAnsi="Arial" w:cs="Arial"/>
+          <w:shd w:val="clear" w:color="auto" w:fill="FFFFFF"/>
+        </w:rPr>
+        <w:t>La meta principal de la administración es obtener buenos resultados y que como gerente tenga que alcanzar a través de su personal los diferentes objetivos</w:t>
+      </w:r>
+      <w:r>
+        <w:rPr>
+          <w:rFonts w:ascii="Arial" w:hAnsi="Arial" w:cs="Arial"/>
+          <w:shd w:val="clear" w:color="auto" w:fill="FFFFFF"/>
+        </w:rPr>
+        <w:t>.</w:t>
+      </w:r>
+    </w:p>
+    <w:p>
+      <w:pPr>
+        <w:rPr>
+          <w:rFonts w:ascii="Arial" w:hAnsi="Arial" w:cs="Arial"/>
+          <w:shd w:val="clear" w:color="auto" w:fill="FFFFFF"/>
+        </w:rPr>
+      </w:pPr>
+    </w:p>
+    <w:p>
+      <w:pPr>
+        <w:rPr>
+          <w:rFonts w:ascii="Arial" w:hAnsi="Arial" w:cs="Arial"/>
+          <w:b/>
+          <w:bCs/>
+          <w:shd w:val="clear" w:color="auto" w:fill="FFFFFF"/>
+        </w:rPr>
+      </w:pPr>
+      <w:r>
+        <w:rPr>
+          <w:rFonts w:ascii="Arial" w:hAnsi="Arial" w:cs="Arial"/>
+          <w:b/>
+          <w:bCs/>
+          <w:highlight w:val="cyan"/>
+          <w:shd w:val="clear" w:color="auto" w:fill="FFFFFF"/>
+        </w:rPr>
+        <w:t>Aspectos del personal de línea y del personal de staff en la ARRHH</w:t>
+      </w:r>
+    </w:p>
+    <w:p>
+      <w:pPr>
+        <w:rPr>
+          <w:rFonts w:ascii="Arial" w:hAnsi="Arial" w:cs="Arial"/>
+          <w:shd w:val="clear" w:color="auto" w:fill="FFFFFF"/>
+        </w:rPr>
+      </w:pPr>
+      <w:r>
+        <w:rPr>
+          <w:rFonts w:ascii="Arial" w:hAnsi="Arial" w:cs="Arial"/>
+          <w:shd w:val="clear" w:color="auto" w:fill="FFFFFF"/>
+        </w:rPr>
+        <w:t>En cierto sentido, todos los gerentes son administradores de recursos humanos, ya que participan en actividades como reclutar, entrevistar, seleccionar y capacitar.</w:t>
+      </w:r>
+    </w:p>
+    <w:p>
+      <w:pPr>
+        <w:rPr>
+          <w:rFonts w:ascii="Arial" w:hAnsi="Arial" w:cs="Arial"/>
+          <w:shd w:val="clear" w:color="auto" w:fill="FFFFFF"/>
+        </w:rPr>
+      </w:pPr>
+      <w:r>
+        <w:rPr>
+          <w:rFonts w:ascii="Arial" w:hAnsi="Arial" w:cs="Arial"/>
+          <w:shd w:val="clear" w:color="auto" w:fill="FFFFFF"/>
+        </w:rPr>
+        <w:t xml:space="preserve">Nos podemos introducir a definir los aspectos del personal de línea y staff en </w:t>
+      </w:r>
+      <w:proofErr w:type="spellStart"/>
+      <w:r>
+        <w:rPr>
+          <w:rFonts w:ascii="Arial" w:hAnsi="Arial" w:cs="Arial"/>
+          <w:shd w:val="clear" w:color="auto" w:fill="FFFFFF"/>
+        </w:rPr>
+        <w:t>arrhh</w:t>
+      </w:r>
+      <w:proofErr w:type="spellEnd"/>
+      <w:r>
+        <w:rPr>
+          <w:rFonts w:ascii="Arial" w:hAnsi="Arial" w:cs="Arial"/>
+          <w:shd w:val="clear" w:color="auto" w:fill="FFFFFF"/>
+        </w:rPr>
+        <w:t xml:space="preserve"> planteando la siguiente interrogante:</w:t>
+      </w:r>
+    </w:p>
+    <w:p>
+      <w:pPr>
+        <w:rPr>
+          <w:rFonts w:ascii="Arial" w:hAnsi="Arial" w:cs="Arial"/>
+          <w:i/>
+          <w:iCs/>
+          <w:u w:val="single"/>
+          <w:shd w:val="clear" w:color="auto" w:fill="FFFFFF"/>
+        </w:rPr>
+      </w:pPr>
+      <w:r>
+        <w:rPr>
+          <w:rFonts w:ascii="Arial" w:hAnsi="Arial" w:cs="Arial"/>
+          <w:i/>
+          <w:iCs/>
+          <w:u w:val="single"/>
+          <w:shd w:val="clear" w:color="auto" w:fill="FFFFFF"/>
+        </w:rPr>
+        <w:t xml:space="preserve">¿De qué manera las responsabilidades del gerente y de su personal se relacionan con las responsabilidades de </w:t>
+      </w:r>
+      <w:proofErr w:type="spellStart"/>
+      <w:r>
+        <w:rPr>
+          <w:rFonts w:ascii="Arial" w:hAnsi="Arial" w:cs="Arial"/>
+          <w:i/>
+          <w:iCs/>
+          <w:u w:val="single"/>
+          <w:shd w:val="clear" w:color="auto" w:fill="FFFFFF"/>
+        </w:rPr>
+        <w:t>rrhh</w:t>
+      </w:r>
+      <w:proofErr w:type="spellEnd"/>
+      <w:r>
+        <w:rPr>
+          <w:rFonts w:ascii="Arial" w:hAnsi="Arial" w:cs="Arial"/>
+          <w:i/>
+          <w:iCs/>
+          <w:u w:val="single"/>
+          <w:shd w:val="clear" w:color="auto" w:fill="FFFFFF"/>
+        </w:rPr>
+        <w:t xml:space="preserve"> de los gerentes de línea?</w:t>
+      </w:r>
+    </w:p>
+    <w:p>
+      <w:pPr>
+        <w:rPr>
+          <w:rFonts w:ascii="Arial" w:hAnsi="Arial" w:cs="Arial"/>
+          <w:shd w:val="clear" w:color="auto" w:fill="FFFFFF"/>
+        </w:rPr>
+      </w:pPr>
+      <w:r>
+        <w:rPr>
+          <w:rFonts w:ascii="Arial" w:hAnsi="Arial" w:cs="Arial"/>
+          <w:shd w:val="clear" w:color="auto" w:fill="FFFFFF"/>
+        </w:rPr>
+        <w:t xml:space="preserve">Definiendo autoridad de línea </w:t>
+      </w:r>
+      <w:proofErr w:type="spellStart"/>
+      <w:r>
+        <w:rPr>
+          <w:rFonts w:ascii="Arial" w:hAnsi="Arial" w:cs="Arial"/>
+          <w:shd w:val="clear" w:color="auto" w:fill="FFFFFF"/>
+        </w:rPr>
+        <w:t>vrs</w:t>
+      </w:r>
+      <w:proofErr w:type="spellEnd"/>
+      <w:r>
+        <w:rPr>
+          <w:rFonts w:ascii="Arial" w:hAnsi="Arial" w:cs="Arial"/>
+          <w:shd w:val="clear" w:color="auto" w:fill="FFFFFF"/>
+        </w:rPr>
+        <w:t xml:space="preserve"> autoridad de staff</w:t>
+      </w:r>
+    </w:p>
+    <w:p>
+      <w:pPr>
+        <w:rPr>
+          <w:rFonts w:ascii="Arial" w:hAnsi="Arial" w:cs="Arial"/>
+          <w:shd w:val="clear" w:color="auto" w:fill="FFFFFF"/>
+        </w:rPr>
+      </w:pPr>
+      <w:r>
+        <w:rPr>
+          <w:rFonts w:ascii="Arial" w:hAnsi="Arial" w:cs="Arial"/>
+          <w:b/>
+          <w:bCs/>
+          <w:shd w:val="clear" w:color="auto" w:fill="FFFFFF"/>
+        </w:rPr>
+        <w:lastRenderedPageBreak/>
+        <w:t>Autoridad de línea:</w:t>
+      </w:r>
+      <w:r>
+        <w:rPr>
+          <w:rFonts w:ascii="Arial" w:hAnsi="Arial" w:cs="Arial"/>
+          <w:shd w:val="clear" w:color="auto" w:fill="FFFFFF"/>
+        </w:rPr>
+        <w:t xml:space="preserve"> Los gerentes de línea están autorizados a dar ordenes</w:t>
+      </w:r>
+    </w:p>
+    <w:p>
+      <w:pPr>
+        <w:rPr>
+          <w:rFonts w:ascii="Arial" w:hAnsi="Arial" w:cs="Arial"/>
+          <w:shd w:val="clear" w:color="auto" w:fill="FFFFFF"/>
+        </w:rPr>
+      </w:pPr>
+      <w:r>
+        <w:rPr>
+          <w:rFonts w:ascii="Arial" w:hAnsi="Arial" w:cs="Arial"/>
+          <w:b/>
+          <w:bCs/>
+          <w:shd w:val="clear" w:color="auto" w:fill="FFFFFF"/>
+        </w:rPr>
+        <w:t>Autoridad de staff:</w:t>
+      </w:r>
+      <w:r>
+        <w:rPr>
+          <w:rFonts w:ascii="Arial" w:hAnsi="Arial" w:cs="Arial"/>
+          <w:shd w:val="clear" w:color="auto" w:fill="FFFFFF"/>
+        </w:rPr>
+        <w:t xml:space="preserve"> Los gerentes de staff están autorizados para ayudar y asesorar a los gerentes de línea, de manera que estos logren sus metas.</w:t>
+      </w:r>
+    </w:p>
+    <w:p>
+      <w:pPr>
+        <w:rPr>
+          <w:rFonts w:ascii="Arial" w:hAnsi="Arial" w:cs="Arial"/>
+          <w:shd w:val="clear" w:color="auto" w:fill="FFFFFF"/>
+        </w:rPr>
+      </w:pPr>
+      <w:r>
+        <w:rPr>
+          <w:rFonts w:ascii="Arial" w:hAnsi="Arial" w:cs="Arial"/>
+          <w:shd w:val="clear" w:color="auto" w:fill="FFFFFF"/>
+        </w:rPr>
+        <w:t>En su uso popular, los gerentes asocian a los gerentes de línea con funciones vitales como la producción o las ventas ya que las empresas requieren estos puestos para existir.</w:t>
+      </w:r>
+    </w:p>
+    <w:p>
+      <w:pPr>
+        <w:rPr>
+          <w:rFonts w:ascii="Arial" w:hAnsi="Arial" w:cs="Arial"/>
+          <w:shd w:val="clear" w:color="auto" w:fill="FFFFFF"/>
+        </w:rPr>
+      </w:pPr>
+      <w:r>
+        <w:rPr>
+          <w:rFonts w:ascii="Arial" w:hAnsi="Arial" w:cs="Arial"/>
+          <w:shd w:val="clear" w:color="auto" w:fill="FFFFFF"/>
+        </w:rPr>
+        <w:t>Los gerentes de staff dirigen departamentos que brindan apoyo o asesoría tales como compras, administradores de recursos humanos y control de calidad</w:t>
+      </w:r>
+    </w:p>
+    <w:p>
+      <w:pPr>
+        <w:rPr>
+          <w:rFonts w:ascii="Arial" w:hAnsi="Arial" w:cs="Arial"/>
+          <w:shd w:val="clear" w:color="auto" w:fill="FFFFFF"/>
+        </w:rPr>
+      </w:pPr>
+      <w:r>
+        <w:rPr>
+          <w:rFonts w:ascii="Arial" w:hAnsi="Arial" w:cs="Arial"/>
+          <w:shd w:val="clear" w:color="auto" w:fill="FFFFFF"/>
+        </w:rPr>
+        <w:t>Esta diferencia tiene sentido siempre y cuando el departamento de staff conceda de echo asesoría.</w:t>
+      </w:r>
+    </w:p>
+    <w:p>
+      <w:pPr>
+        <w:rPr>
+          <w:rFonts w:ascii="Arial" w:hAnsi="Arial" w:cs="Arial"/>
+          <w:b/>
+          <w:bCs/>
+          <w:shd w:val="clear" w:color="auto" w:fill="FFFFFF"/>
+        </w:rPr>
+      </w:pPr>
+      <w:r>
+        <w:rPr>
+          <w:rFonts w:ascii="Arial" w:hAnsi="Arial" w:cs="Arial"/>
+          <w:b/>
+          <w:bCs/>
+          <w:highlight w:val="cyan"/>
+          <w:shd w:val="clear" w:color="auto" w:fill="FFFFFF"/>
+        </w:rPr>
+        <w:t>Responsabilidades de RRHH de los gerentes de línea.</w:t>
+      </w:r>
+    </w:p>
+    <w:p>
+      <w:pPr>
+        <w:rPr>
+          <w:rFonts w:ascii="Arial" w:hAnsi="Arial" w:cs="Arial"/>
+          <w:shd w:val="clear" w:color="auto" w:fill="FFFFFF"/>
+        </w:rPr>
+      </w:pPr>
+      <w:r>
+        <w:rPr>
+          <w:rFonts w:ascii="Arial" w:hAnsi="Arial" w:cs="Arial"/>
+          <w:shd w:val="clear" w:color="auto" w:fill="FFFFFF"/>
+        </w:rPr>
+        <w:t>En cualquier caso, todos los supervisores dedican gran parte de su tiempo a tareas de recursos humanos o de staff. De echo el manejo directo de personas siempre ha formado una parte integral de las responsabilidades de los gerentes de línea.</w:t>
+      </w:r>
+    </w:p>
+    <w:p>
+      <w:pPr>
+        <w:rPr>
+          <w:rFonts w:ascii="Arial" w:hAnsi="Arial" w:cs="Arial"/>
+          <w:shd w:val="clear" w:color="auto" w:fill="FFFFFF"/>
+        </w:rPr>
+      </w:pPr>
+      <w:r>
+        <w:rPr>
+          <w:rFonts w:ascii="Arial" w:hAnsi="Arial" w:cs="Arial"/>
+          <w:shd w:val="clear" w:color="auto" w:fill="FFFFFF"/>
+        </w:rPr>
+        <w:t>Un gerente de línea puede desarrollar las siguientes funciones o responsabilidades en una empresa:</w:t>
+      </w:r>
+    </w:p>
+    <w:p>
+      <w:pPr>
+        <w:pStyle w:val="Prrafodelista"/>
+        <w:numPr>
+          <w:ilvl w:val="0"/>
+          <w:numId w:val="10"/>
+        </w:numPr>
+        <w:rPr>
+          <w:rFonts w:ascii="Arial" w:hAnsi="Arial" w:cs="Arial"/>
+          <w:shd w:val="clear" w:color="auto" w:fill="FFFFFF"/>
+        </w:rPr>
+      </w:pPr>
+      <w:r>
+        <w:rPr>
+          <w:rFonts w:ascii="Arial" w:hAnsi="Arial" w:cs="Arial"/>
+          <w:shd w:val="clear" w:color="auto" w:fill="FFFFFF"/>
+        </w:rPr>
+        <w:t>Colocar a la persona adecuada en el puesto correcto</w:t>
+      </w:r>
+    </w:p>
+    <w:p>
+      <w:pPr>
+        <w:pStyle w:val="Prrafodelista"/>
+        <w:numPr>
+          <w:ilvl w:val="0"/>
+          <w:numId w:val="10"/>
+        </w:numPr>
+        <w:rPr>
+          <w:rFonts w:ascii="Arial" w:hAnsi="Arial" w:cs="Arial"/>
+          <w:shd w:val="clear" w:color="auto" w:fill="FFFFFF"/>
+        </w:rPr>
+      </w:pPr>
+      <w:r>
+        <w:rPr>
+          <w:rFonts w:ascii="Arial" w:hAnsi="Arial" w:cs="Arial"/>
+          <w:shd w:val="clear" w:color="auto" w:fill="FFFFFF"/>
+        </w:rPr>
+        <w:t>Iniciar a los empleados nuevos dentro de la organización</w:t>
+      </w:r>
+    </w:p>
+    <w:p>
+      <w:pPr>
+        <w:pStyle w:val="Prrafodelista"/>
+        <w:numPr>
+          <w:ilvl w:val="0"/>
+          <w:numId w:val="10"/>
+        </w:numPr>
+        <w:rPr>
+          <w:rFonts w:ascii="Arial" w:hAnsi="Arial" w:cs="Arial"/>
+          <w:shd w:val="clear" w:color="auto" w:fill="FFFFFF"/>
+        </w:rPr>
+      </w:pPr>
+      <w:r>
+        <w:rPr>
+          <w:rFonts w:ascii="Arial" w:hAnsi="Arial" w:cs="Arial"/>
+          <w:shd w:val="clear" w:color="auto" w:fill="FFFFFF"/>
+        </w:rPr>
+        <w:t>Inducción a los empleados nuevos</w:t>
+      </w:r>
+    </w:p>
+    <w:p>
+      <w:pPr>
+        <w:pStyle w:val="Prrafodelista"/>
+        <w:numPr>
+          <w:ilvl w:val="0"/>
+          <w:numId w:val="10"/>
+        </w:numPr>
+        <w:rPr>
+          <w:rFonts w:ascii="Arial" w:hAnsi="Arial" w:cs="Arial"/>
+          <w:shd w:val="clear" w:color="auto" w:fill="FFFFFF"/>
+        </w:rPr>
+      </w:pPr>
+      <w:r>
+        <w:rPr>
+          <w:rFonts w:ascii="Arial" w:hAnsi="Arial" w:cs="Arial"/>
+          <w:shd w:val="clear" w:color="auto" w:fill="FFFFFF"/>
+        </w:rPr>
+        <w:t>Capacitar a los empleados para desarrollar habilidades que sean nuevas para ellos</w:t>
+      </w:r>
+    </w:p>
+    <w:p>
+      <w:pPr>
+        <w:pStyle w:val="Prrafodelista"/>
+        <w:numPr>
+          <w:ilvl w:val="0"/>
+          <w:numId w:val="10"/>
+        </w:numPr>
+        <w:rPr>
+          <w:rFonts w:ascii="Arial" w:hAnsi="Arial" w:cs="Arial"/>
+          <w:shd w:val="clear" w:color="auto" w:fill="FFFFFF"/>
+        </w:rPr>
+      </w:pPr>
+      <w:r>
+        <w:rPr>
+          <w:rFonts w:ascii="Arial" w:hAnsi="Arial" w:cs="Arial"/>
+          <w:shd w:val="clear" w:color="auto" w:fill="FFFFFF"/>
+        </w:rPr>
+        <w:t>Manejar el desempeño laboral de cada individuo</w:t>
+      </w:r>
+    </w:p>
+    <w:p>
+      <w:pPr>
+        <w:pStyle w:val="Prrafodelista"/>
+        <w:numPr>
+          <w:ilvl w:val="0"/>
+          <w:numId w:val="10"/>
+        </w:numPr>
+        <w:rPr>
+          <w:rFonts w:ascii="Arial" w:hAnsi="Arial" w:cs="Arial"/>
+          <w:shd w:val="clear" w:color="auto" w:fill="FFFFFF"/>
+        </w:rPr>
+      </w:pPr>
+      <w:r>
+        <w:rPr>
+          <w:rFonts w:ascii="Arial" w:hAnsi="Arial" w:cs="Arial"/>
+          <w:shd w:val="clear" w:color="auto" w:fill="FFFFFF"/>
+        </w:rPr>
+        <w:t>Lograr una cooperación creativa y fomentar relaciones laborales adecuadas</w:t>
+      </w:r>
+    </w:p>
+    <w:p>
+      <w:pPr>
+        <w:pStyle w:val="Prrafodelista"/>
+        <w:numPr>
+          <w:ilvl w:val="0"/>
+          <w:numId w:val="10"/>
+        </w:numPr>
+        <w:rPr>
+          <w:rFonts w:ascii="Arial" w:hAnsi="Arial" w:cs="Arial"/>
+          <w:shd w:val="clear" w:color="auto" w:fill="FFFFFF"/>
+        </w:rPr>
+      </w:pPr>
+      <w:r>
+        <w:rPr>
+          <w:rFonts w:ascii="Arial" w:hAnsi="Arial" w:cs="Arial"/>
+          <w:shd w:val="clear" w:color="auto" w:fill="FFFFFF"/>
+        </w:rPr>
+        <w:t>Interpretar las políticas y los procedimientos de la empresa</w:t>
+      </w:r>
+    </w:p>
+    <w:p>
+      <w:pPr>
+        <w:pStyle w:val="Prrafodelista"/>
+        <w:numPr>
+          <w:ilvl w:val="0"/>
+          <w:numId w:val="10"/>
+        </w:numPr>
+        <w:rPr>
+          <w:rFonts w:ascii="Arial" w:hAnsi="Arial" w:cs="Arial"/>
+          <w:shd w:val="clear" w:color="auto" w:fill="FFFFFF"/>
+        </w:rPr>
+      </w:pPr>
+      <w:r>
+        <w:rPr>
+          <w:rFonts w:ascii="Arial" w:hAnsi="Arial" w:cs="Arial"/>
+          <w:shd w:val="clear" w:color="auto" w:fill="FFFFFF"/>
+        </w:rPr>
+        <w:t>Controlar los costos laborales</w:t>
+      </w:r>
+    </w:p>
+    <w:p>
+      <w:pPr>
+        <w:pStyle w:val="Prrafodelista"/>
+        <w:numPr>
+          <w:ilvl w:val="0"/>
+          <w:numId w:val="10"/>
+        </w:numPr>
+        <w:rPr>
+          <w:rFonts w:ascii="Arial" w:hAnsi="Arial" w:cs="Arial"/>
+          <w:shd w:val="clear" w:color="auto" w:fill="FFFFFF"/>
+        </w:rPr>
+      </w:pPr>
+      <w:r>
+        <w:rPr>
+          <w:rFonts w:ascii="Arial" w:hAnsi="Arial" w:cs="Arial"/>
+          <w:shd w:val="clear" w:color="auto" w:fill="FFFFFF"/>
+        </w:rPr>
+        <w:t>Desarrollar las capacidades de cada persona</w:t>
+      </w:r>
+    </w:p>
+    <w:p>
+      <w:pPr>
+        <w:pStyle w:val="Prrafodelista"/>
+        <w:numPr>
+          <w:ilvl w:val="0"/>
+          <w:numId w:val="10"/>
+        </w:numPr>
+        <w:rPr>
+          <w:rFonts w:ascii="Arial" w:hAnsi="Arial" w:cs="Arial"/>
+          <w:shd w:val="clear" w:color="auto" w:fill="FFFFFF"/>
+        </w:rPr>
+      </w:pPr>
+      <w:r>
+        <w:rPr>
+          <w:rFonts w:ascii="Arial" w:hAnsi="Arial" w:cs="Arial"/>
+          <w:shd w:val="clear" w:color="auto" w:fill="FFFFFF"/>
+        </w:rPr>
+        <w:t>Fomentar y mantener el buen estado de ánimo del departamento</w:t>
+      </w:r>
+    </w:p>
+    <w:p>
+      <w:pPr>
+        <w:pStyle w:val="Prrafodelista"/>
+        <w:numPr>
+          <w:ilvl w:val="0"/>
+          <w:numId w:val="10"/>
+        </w:numPr>
+        <w:rPr>
+          <w:rFonts w:ascii="Arial" w:hAnsi="Arial" w:cs="Arial"/>
+          <w:shd w:val="clear" w:color="auto" w:fill="FFFFFF"/>
+        </w:rPr>
+      </w:pPr>
+      <w:r>
+        <w:rPr>
+          <w:rFonts w:ascii="Arial" w:hAnsi="Arial" w:cs="Arial"/>
+          <w:shd w:val="clear" w:color="auto" w:fill="FFFFFF"/>
+        </w:rPr>
+        <w:t xml:space="preserve">Proteger la salud y la situación física de los empleados </w:t>
+      </w:r>
+    </w:p>
+    <w:p>
+      <w:pPr>
+        <w:rPr>
+          <w:rFonts w:ascii="Arial" w:hAnsi="Arial" w:cs="Arial"/>
+          <w:shd w:val="clear" w:color="auto" w:fill="FFFFFF"/>
+        </w:rPr>
+      </w:pPr>
+    </w:p>
+    <w:p>
+      <w:pPr>
+        <w:rPr>
+          <w:rFonts w:ascii="Arial" w:hAnsi="Arial" w:cs="Arial"/>
+          <w:shd w:val="clear" w:color="auto" w:fill="FFFFFF"/>
+        </w:rPr>
+      </w:pPr>
+      <w:r>
+        <w:rPr>
+          <w:rFonts w:ascii="Arial" w:hAnsi="Arial" w:cs="Arial"/>
+          <w:shd w:val="clear" w:color="auto" w:fill="FFFFFF"/>
+        </w:rPr>
+        <w:t xml:space="preserve">En una pequeña empresa, un gerente de </w:t>
+      </w:r>
+      <w:proofErr w:type="spellStart"/>
+      <w:r>
+        <w:rPr>
+          <w:rFonts w:ascii="Arial" w:hAnsi="Arial" w:cs="Arial"/>
+          <w:shd w:val="clear" w:color="auto" w:fill="FFFFFF"/>
+        </w:rPr>
+        <w:t>linea</w:t>
+      </w:r>
+      <w:proofErr w:type="spellEnd"/>
+      <w:r>
+        <w:rPr>
+          <w:rFonts w:ascii="Arial" w:hAnsi="Arial" w:cs="Arial"/>
+          <w:shd w:val="clear" w:color="auto" w:fill="FFFFFF"/>
+        </w:rPr>
+        <w:t xml:space="preserve"> puede cumplir con todas las responsabilidades anteriores, pero a medida que la empresa u organización se expande, necesitaran apoyo, conocimiento especializado y asesoría de un staff de RRHH independiente.</w:t>
+      </w:r>
+    </w:p>
+    <w:p>
+      <w:pPr>
+        <w:rPr>
+          <w:rFonts w:ascii="Arial" w:hAnsi="Arial" w:cs="Arial"/>
+          <w:shd w:val="clear" w:color="auto" w:fill="FFFFFF"/>
+        </w:rPr>
+      </w:pPr>
+    </w:p>
+    <w:p>
+      <w:pPr>
+        <w:rPr>
+          <w:rFonts w:ascii="Arial" w:hAnsi="Arial" w:cs="Arial"/>
+          <w:b/>
+          <w:bCs/>
+          <w:shd w:val="clear" w:color="auto" w:fill="FFFFFF"/>
+        </w:rPr>
+      </w:pPr>
+      <w:r>
+        <w:rPr>
+          <w:rFonts w:ascii="Arial" w:hAnsi="Arial" w:cs="Arial"/>
+          <w:b/>
+          <w:bCs/>
+          <w:highlight w:val="cyan"/>
+          <w:shd w:val="clear" w:color="auto" w:fill="FFFFFF"/>
+        </w:rPr>
+        <w:t>Organización de las responsabilidades del departamento de RRHH</w:t>
+      </w:r>
+    </w:p>
+    <w:p>
+      <w:pPr>
+        <w:rPr>
+          <w:rFonts w:ascii="Arial" w:hAnsi="Arial" w:cs="Arial"/>
+          <w:shd w:val="clear" w:color="auto" w:fill="FFFFFF"/>
+        </w:rPr>
+      </w:pPr>
+      <w:r>
+        <w:rPr>
+          <w:rFonts w:ascii="Arial" w:hAnsi="Arial" w:cs="Arial"/>
+          <w:shd w:val="clear" w:color="auto" w:fill="FFFFFF"/>
+        </w:rPr>
+        <w:t>El departamento de RRHH brinda una ayuda especializada. Algunas de las responsabilidades laborales son las siguientes:</w:t>
+      </w:r>
+    </w:p>
+    <w:p>
+      <w:pPr>
+        <w:pStyle w:val="Prrafodelista"/>
+        <w:numPr>
+          <w:ilvl w:val="0"/>
+          <w:numId w:val="11"/>
+        </w:numPr>
+        <w:rPr>
+          <w:rFonts w:ascii="Arial" w:hAnsi="Arial" w:cs="Arial"/>
+          <w:shd w:val="clear" w:color="auto" w:fill="FFFFFF"/>
+        </w:rPr>
+      </w:pPr>
+      <w:r>
+        <w:rPr>
+          <w:rFonts w:ascii="Arial" w:hAnsi="Arial" w:cs="Arial"/>
+          <w:shd w:val="clear" w:color="auto" w:fill="FFFFFF"/>
+        </w:rPr>
+        <w:t>Son reclutadores</w:t>
+      </w:r>
+      <w:r>
+        <w:rPr>
+          <w:rFonts w:ascii="Arial" w:hAnsi="Arial" w:cs="Arial"/>
+          <w:shd w:val="clear" w:color="auto" w:fill="FFFFFF"/>
+        </w:rPr>
+        <w:t xml:space="preserve">: </w:t>
+      </w:r>
+      <w:r>
+        <w:rPr>
+          <w:rFonts w:ascii="Arial" w:hAnsi="Arial" w:cs="Arial"/>
+          <w:shd w:val="clear" w:color="auto" w:fill="FFFFFF"/>
+        </w:rPr>
+        <w:t xml:space="preserve">Mantienen contacto con la comunidad </w:t>
+      </w:r>
+      <w:r>
+        <w:rPr>
+          <w:rFonts w:ascii="Arial" w:hAnsi="Arial" w:cs="Arial"/>
+          <w:shd w:val="clear" w:color="auto" w:fill="FFFFFF"/>
+        </w:rPr>
+        <w:t>y a veces viajan constantemente para buscar aspirantes calificados para los puestos</w:t>
+      </w:r>
+    </w:p>
+    <w:p>
+      <w:pPr>
+        <w:pStyle w:val="Prrafodelista"/>
+        <w:numPr>
+          <w:ilvl w:val="0"/>
+          <w:numId w:val="11"/>
+        </w:numPr>
+        <w:rPr>
+          <w:rFonts w:ascii="Arial" w:hAnsi="Arial" w:cs="Arial"/>
+          <w:shd w:val="clear" w:color="auto" w:fill="FFFFFF"/>
+        </w:rPr>
+      </w:pPr>
+      <w:r>
+        <w:rPr>
+          <w:rFonts w:ascii="Arial" w:hAnsi="Arial" w:cs="Arial"/>
+          <w:shd w:val="clear" w:color="auto" w:fill="FFFFFF"/>
+        </w:rPr>
+        <w:t>Son coordinadores de igualdad de oportunidades en el empleo (IOE)</w:t>
+      </w:r>
+    </w:p>
+    <w:p>
+      <w:pPr>
+        <w:pStyle w:val="Prrafodelista"/>
+        <w:numPr>
+          <w:ilvl w:val="0"/>
+          <w:numId w:val="11"/>
+        </w:numPr>
+        <w:rPr>
+          <w:rFonts w:ascii="Arial" w:hAnsi="Arial" w:cs="Arial"/>
+          <w:shd w:val="clear" w:color="auto" w:fill="FFFFFF"/>
+        </w:rPr>
+      </w:pPr>
+      <w:r>
+        <w:rPr>
+          <w:rFonts w:ascii="Arial" w:hAnsi="Arial" w:cs="Arial"/>
+          <w:shd w:val="clear" w:color="auto" w:fill="FFFFFF"/>
+        </w:rPr>
+        <w:t>Investigan y resuelven quejas relacionadas: Examinan las practicas de las Organizaciones en busca de posibles transgresiones a la vez que recopilan y presentan informes de lo que se le conoce como IOE</w:t>
+      </w:r>
+    </w:p>
+    <w:p>
+      <w:pPr>
+        <w:pStyle w:val="Prrafodelista"/>
+        <w:numPr>
+          <w:ilvl w:val="0"/>
+          <w:numId w:val="11"/>
+        </w:numPr>
+        <w:rPr>
+          <w:rFonts w:ascii="Arial" w:hAnsi="Arial" w:cs="Arial"/>
+          <w:shd w:val="clear" w:color="auto" w:fill="FFFFFF"/>
+        </w:rPr>
+      </w:pPr>
+      <w:r>
+        <w:rPr>
+          <w:rFonts w:ascii="Arial" w:hAnsi="Arial" w:cs="Arial"/>
+          <w:shd w:val="clear" w:color="auto" w:fill="FFFFFF"/>
+        </w:rPr>
+        <w:t>Analistas de puestos: reúnen y examinan información sobre las responsabilidades y funciones de cada puesto con la finalidad de elaborar su descripción</w:t>
+      </w:r>
+    </w:p>
+    <w:p>
+      <w:pPr>
+        <w:pStyle w:val="Prrafodelista"/>
+        <w:numPr>
+          <w:ilvl w:val="0"/>
+          <w:numId w:val="11"/>
+        </w:numPr>
+        <w:rPr>
+          <w:rFonts w:ascii="Arial" w:hAnsi="Arial" w:cs="Arial"/>
+          <w:shd w:val="clear" w:color="auto" w:fill="FFFFFF"/>
+        </w:rPr>
+      </w:pPr>
+      <w:r>
+        <w:rPr>
+          <w:rFonts w:ascii="Arial" w:hAnsi="Arial" w:cs="Arial"/>
+          <w:shd w:val="clear" w:color="auto" w:fill="FFFFFF"/>
+        </w:rPr>
+        <w:lastRenderedPageBreak/>
+        <w:t>Gerentes de remuneración: Desarrollan planes de pago y manejan el programa de prestaciones de los trabajadores</w:t>
+      </w:r>
+    </w:p>
+    <w:p>
+      <w:pPr>
+        <w:pStyle w:val="Prrafodelista"/>
+        <w:numPr>
+          <w:ilvl w:val="0"/>
+          <w:numId w:val="11"/>
+        </w:numPr>
+        <w:rPr>
+          <w:rFonts w:ascii="Arial" w:hAnsi="Arial" w:cs="Arial"/>
+          <w:shd w:val="clear" w:color="auto" w:fill="FFFFFF"/>
+        </w:rPr>
+      </w:pPr>
+      <w:r>
+        <w:rPr>
+          <w:rFonts w:ascii="Arial" w:hAnsi="Arial" w:cs="Arial"/>
+          <w:shd w:val="clear" w:color="auto" w:fill="FFFFFF"/>
+        </w:rPr>
+        <w:t>Son especialistas en capacitaciones: Planean, organizan y dirigen las actividades de capacitación</w:t>
+      </w:r>
+    </w:p>
+    <w:p>
+      <w:pPr>
+        <w:pStyle w:val="Prrafodelista"/>
+        <w:numPr>
+          <w:ilvl w:val="0"/>
+          <w:numId w:val="11"/>
+        </w:numPr>
+        <w:rPr>
+          <w:rFonts w:ascii="Arial" w:hAnsi="Arial" w:cs="Arial"/>
+          <w:shd w:val="clear" w:color="auto" w:fill="FFFFFF"/>
+        </w:rPr>
+      </w:pPr>
+      <w:r>
+        <w:rPr>
+          <w:rFonts w:ascii="Arial" w:hAnsi="Arial" w:cs="Arial"/>
+          <w:shd w:val="clear" w:color="auto" w:fill="FFFFFF"/>
+        </w:rPr>
+        <w:t xml:space="preserve">Especialistas en relaciones laborales: Asesoran la administración, sobre todo, los aspectos de las relaciones entre el sindicato y la empresa de </w:t>
+      </w:r>
+      <w:proofErr w:type="spellStart"/>
+      <w:r>
+        <w:rPr>
+          <w:rFonts w:ascii="Arial" w:hAnsi="Arial" w:cs="Arial"/>
+          <w:shd w:val="clear" w:color="auto" w:fill="FFFFFF"/>
+        </w:rPr>
+        <w:t>rrhh</w:t>
+      </w:r>
+      <w:proofErr w:type="spellEnd"/>
+      <w:r>
+        <w:rPr>
+          <w:rFonts w:ascii="Arial" w:hAnsi="Arial" w:cs="Arial"/>
+          <w:shd w:val="clear" w:color="auto" w:fill="FFFFFF"/>
+        </w:rPr>
+        <w:t xml:space="preserve"> en pequeñas empresas</w:t>
+      </w:r>
+    </w:p>
+    <w:p>
+      <w:pPr>
+        <w:pStyle w:val="Prrafodelista"/>
+        <w:rPr>
+          <w:rFonts w:ascii="Arial" w:hAnsi="Arial" w:cs="Arial"/>
+          <w:shd w:val="clear" w:color="auto" w:fill="FFFFFF"/>
+        </w:rPr>
+      </w:pPr>
+    </w:p>
+    <w:p>
+      <w:pPr>
+        <w:ind w:left="-567"/>
+        <w:rPr>
+          <w:rFonts w:ascii="Arial" w:hAnsi="Arial" w:cs="Arial"/>
+          <w:shd w:val="clear" w:color="auto" w:fill="FFFFFF"/>
+        </w:rPr>
+      </w:pPr>
+      <w:r>
+        <w:rPr>
+          <w:rFonts w:ascii="Arial" w:hAnsi="Arial" w:cs="Arial"/>
+          <w:shd w:val="clear" w:color="auto" w:fill="FFFFFF"/>
+        </w:rPr>
+        <w:drawing>
+          <wp:inline distT="0" distB="0" distL="0" distR="0" wp14:anchorId="43495E5B" wp14:editId="02C887C2">
+            <wp:extent cx="6317834" cy="2050473"/>
+            <wp:effectExtent l="0" t="0" r="6985" b="6985"/>
+            <wp:docPr id="1170818907" name="Imagen 1"/>
+            <wp:cNvGraphicFramePr>
+              <a:graphicFrameLocks xmlns:a="http://schemas.openxmlformats.org/drawingml/2006/main" noChangeAspect="1"/>
+            </wp:cNvGraphicFramePr>
+            <a:graphic xmlns:a="http://schemas.openxmlformats.org/drawingml/2006/main">
+              <a:graphicData uri="http://schemas.openxmlformats.org/drawingml/2006/picture">
+                <pic:pic xmlns:pic="http://schemas.openxmlformats.org/drawingml/2006/picture">
+                  <pic:nvPicPr>
+                    <pic:cNvPr id="1170818907" name=""/>
+                    <pic:cNvPicPr/>
+                  </pic:nvPicPr>
+                  <pic:blipFill>
+                    <a:blip r:embed="rId8"/>
+                    <a:stretch>
+                      <a:fillRect/>
+                    </a:stretch>
+                  </pic:blipFill>
+                  <pic:spPr>
+                    <a:xfrm>
+                      <a:off x="0" y="0"/>
+                      <a:ext cx="6324419" cy="2052610"/>
+                    </a:xfrm>
+                    <a:prstGeom prst="rect">
+                      <a:avLst/>
+                    </a:prstGeom>
+                  </pic:spPr>
+                </pic:pic>
+              </a:graphicData>
+            </a:graphic>
+          </wp:inline>
+        </w:drawing>
+      </w:r>
+    </w:p>
+    <w:p>
+      <w:pPr>
+        <w:ind w:left="-567"/>
+        <w:rPr>
+          <w:rFonts w:ascii="Arial" w:hAnsi="Arial" w:cs="Arial"/>
+          <w:shd w:val="clear" w:color="auto" w:fill="FFFFFF"/>
+        </w:rPr>
+      </w:pPr>
+      <w:r>
+        <w:rPr>
+          <w:rFonts w:ascii="Arial" w:hAnsi="Arial" w:cs="Arial"/>
+          <w:shd w:val="clear" w:color="auto" w:fill="FFFFFF"/>
+        </w:rPr>
+        <w:drawing>
+          <wp:inline distT="0" distB="0" distL="0" distR="0" wp14:anchorId="2006AB0C" wp14:editId="7DF41DEB">
+            <wp:extent cx="6317615" cy="2534772"/>
+            <wp:effectExtent l="0" t="0" r="6985" b="0"/>
+            <wp:docPr id="1027029047" name="Imagen 1"/>
+            <wp:cNvGraphicFramePr>
+              <a:graphicFrameLocks xmlns:a="http://schemas.openxmlformats.org/drawingml/2006/main" noChangeAspect="1"/>
+            </wp:cNvGraphicFramePr>
+            <a:graphic xmlns:a="http://schemas.openxmlformats.org/drawingml/2006/main">
+              <a:graphicData uri="http://schemas.openxmlformats.org/drawingml/2006/picture">
+                <pic:pic xmlns:pic="http://schemas.openxmlformats.org/drawingml/2006/picture">
+                  <pic:nvPicPr>
+                    <pic:cNvPr id="1027029047" name=""/>
+                    <pic:cNvPicPr/>
+                  </pic:nvPicPr>
+                  <pic:blipFill>
+                    <a:blip r:embed="rId9"/>
+                    <a:stretch>
+                      <a:fillRect/>
+                    </a:stretch>
+                  </pic:blipFill>
+                  <pic:spPr>
+                    <a:xfrm>
+                      <a:off x="0" y="0"/>
+                      <a:ext cx="6329651" cy="2539601"/>
+                    </a:xfrm>
+                    <a:prstGeom prst="rect">
+                      <a:avLst/>
+                    </a:prstGeom>
+                  </pic:spPr>
+                </pic:pic>
+              </a:graphicData>
+            </a:graphic>
+          </wp:inline>
+        </w:drawing>
+      </w:r>
+    </w:p>
+    <w:p>
+      <w:pPr>
+        <w:ind w:left="-709"/>
+        <w:rPr>
+          <w:rFonts w:ascii="Arial" w:hAnsi="Arial" w:cs="Arial"/>
+          <w:shd w:val="clear" w:color="auto" w:fill="FFFFFF"/>
+        </w:rPr>
+      </w:pPr>
+      <w:r>
+        <w:rPr>
+          <w:rFonts w:ascii="Arial" w:hAnsi="Arial" w:cs="Arial"/>
+          <w:shd w:val="clear" w:color="auto" w:fill="FFFFFF"/>
+        </w:rPr>
+        <w:drawing>
+          <wp:inline distT="0" distB="0" distL="0" distR="0" wp14:anchorId="0D4B3C45" wp14:editId="09DAD1BE">
+            <wp:extent cx="6407669" cy="2457880"/>
+            <wp:effectExtent l="0" t="0" r="0" b="0"/>
+            <wp:docPr id="1141537407" name="Imagen 1"/>
+            <wp:cNvGraphicFramePr>
+              <a:graphicFrameLocks xmlns:a="http://schemas.openxmlformats.org/drawingml/2006/main" noChangeAspect="1"/>
+            </wp:cNvGraphicFramePr>
+            <a:graphic xmlns:a="http://schemas.openxmlformats.org/drawingml/2006/main">
+              <a:graphicData uri="http://schemas.openxmlformats.org/drawingml/2006/picture">
+                <pic:pic xmlns:pic="http://schemas.openxmlformats.org/drawingml/2006/picture">
+                  <pic:nvPicPr>
+                    <pic:cNvPr id="1141537407" name=""/>
+                    <pic:cNvPicPr/>
+                  </pic:nvPicPr>
+                  <pic:blipFill>
+                    <a:blip r:embed="rId10"/>
+                    <a:stretch>
+                      <a:fillRect/>
+                    </a:stretch>
+                  </pic:blipFill>
+                  <pic:spPr>
+                    <a:xfrm>
+                      <a:off x="0" y="0"/>
+                      <a:ext cx="6424685" cy="2464407"/>
+                    </a:xfrm>
+                    <a:prstGeom prst="rect">
+                      <a:avLst/>
+                    </a:prstGeom>
+                  </pic:spPr>
+                </pic:pic>
+              </a:graphicData>
+            </a:graphic>
+          </wp:inline>
+        </w:drawing>
+      </w:r>
+    </w:p>
+    <w:p>
+      <w:pPr>
+        <w:ind w:left="-709"/>
+        <w:rPr>
+          <w:rFonts w:ascii="Arial" w:hAnsi="Arial" w:cs="Arial"/>
+          <w:shd w:val="clear" w:color="auto" w:fill="FFFFFF"/>
+        </w:rPr>
+      </w:pPr>
+    </w:p>
+    <w:p>
+      <w:pPr>
+        <w:ind w:left="-709"/>
+        <w:rPr>
+          <w:rFonts w:ascii="Arial" w:hAnsi="Arial" w:cs="Arial"/>
+          <w:shd w:val="clear" w:color="auto" w:fill="FFFFFF"/>
+        </w:rPr>
+      </w:pPr>
+    </w:p>
+    <w:p>
+      <w:pPr>
+        <w:ind w:left="-709"/>
+        <w:rPr>
+          <w:rFonts w:ascii="Arial" w:hAnsi="Arial" w:cs="Arial"/>
+          <w:shd w:val="clear" w:color="auto" w:fill="FFFFFF"/>
+        </w:rPr>
+      </w:pPr>
+    </w:p>
+    <w:p>
+      <w:pPr>
+        <w:rPr>
+          <w:rFonts w:ascii="Arial" w:hAnsi="Arial" w:cs="Arial"/>
+          <w:b/>
+          <w:bCs/>
+          <w:shd w:val="clear" w:color="auto" w:fill="FFFFFF"/>
+        </w:rPr>
+      </w:pPr>
+      <w:r>
+        <w:rPr>
+          <w:rFonts w:ascii="Arial" w:hAnsi="Arial" w:cs="Arial"/>
+          <w:b/>
+          <w:bCs/>
+          <w:highlight w:val="cyan"/>
+          <w:shd w:val="clear" w:color="auto" w:fill="FFFFFF"/>
+        </w:rPr>
+        <w:lastRenderedPageBreak/>
+        <w:t>Modelos Organizativos en la Dirección de RRHH</w:t>
+      </w:r>
+    </w:p>
+    <w:p>
+      <w:pPr>
+        <w:rPr>
+          <w:rFonts w:ascii="Arial" w:hAnsi="Arial" w:cs="Arial"/>
+          <w:b/>
+          <w:bCs/>
+          <w:shd w:val="clear" w:color="auto" w:fill="FFFFFF"/>
+        </w:rPr>
+      </w:pPr>
+    </w:p>
+    <w:p>
+      <w:pPr>
+        <w:rPr>
+          <w:rFonts w:ascii="Arial" w:hAnsi="Arial" w:cs="Arial"/>
+          <w:shd w:val="clear" w:color="auto" w:fill="FFFFFF"/>
+        </w:rPr>
+      </w:pPr>
+      <w:r>
+        <w:rPr>
+          <w:rFonts w:ascii="Arial" w:hAnsi="Arial" w:cs="Arial"/>
+          <w:b/>
+          <w:bCs/>
+          <w:highlight w:val="green"/>
+          <w:shd w:val="clear" w:color="auto" w:fill="FFFFFF"/>
+        </w:rPr>
+        <w:t xml:space="preserve">Modelo de Nadler y </w:t>
+      </w:r>
+      <w:proofErr w:type="spellStart"/>
+      <w:r>
+        <w:rPr>
+          <w:rFonts w:ascii="Arial" w:hAnsi="Arial" w:cs="Arial"/>
+          <w:b/>
+          <w:bCs/>
+          <w:highlight w:val="green"/>
+          <w:shd w:val="clear" w:color="auto" w:fill="FFFFFF"/>
+        </w:rPr>
+        <w:t>Tushman</w:t>
+      </w:r>
+      <w:proofErr w:type="spellEnd"/>
+      <w:r>
+        <w:rPr>
+          <w:rFonts w:ascii="Arial" w:hAnsi="Arial" w:cs="Arial"/>
+          <w:b/>
+          <w:bCs/>
+          <w:highlight w:val="green"/>
+          <w:shd w:val="clear" w:color="auto" w:fill="FFFFFF"/>
+        </w:rPr>
+        <w:t>:</w:t>
+      </w:r>
+      <w:r>
+        <w:rPr>
+          <w:rFonts w:ascii="Arial" w:hAnsi="Arial" w:cs="Arial"/>
+          <w:shd w:val="clear" w:color="auto" w:fill="FFFFFF"/>
+        </w:rPr>
+        <w:t xml:space="preserve"> Se basa en las aportaciones de las teorías configurativas y en los estudios de </w:t>
+      </w:r>
+      <w:proofErr w:type="spellStart"/>
+      <w:r>
+        <w:rPr>
+          <w:rFonts w:ascii="Arial" w:hAnsi="Arial" w:cs="Arial"/>
+          <w:shd w:val="clear" w:color="auto" w:fill="FFFFFF"/>
+        </w:rPr>
+        <w:t>Galpbas</w:t>
+      </w:r>
+      <w:proofErr w:type="spellEnd"/>
+      <w:r>
+        <w:rPr>
+          <w:rFonts w:ascii="Arial" w:hAnsi="Arial" w:cs="Arial"/>
+          <w:shd w:val="clear" w:color="auto" w:fill="FFFFFF"/>
+        </w:rPr>
+        <w:t xml:space="preserve"> (1977). Consta de 3 bloques: El contexto, la organización y sus componentes básicos y por ultimo los resultados.</w:t>
+      </w:r>
+    </w:p>
+    <w:p>
+      <w:pPr>
+        <w:rPr>
+          <w:rFonts w:ascii="Arial" w:hAnsi="Arial" w:cs="Arial"/>
+          <w:shd w:val="clear" w:color="auto" w:fill="FFFFFF"/>
+        </w:rPr>
+      </w:pPr>
+      <w:r>
+        <w:rPr>
+          <w:rFonts w:ascii="Arial" w:hAnsi="Arial" w:cs="Arial"/>
+          <w:shd w:val="clear" w:color="auto" w:fill="FFFFFF"/>
+        </w:rPr>
+        <w:t>Como fortaleza del modelo se identifican su carácter sistémico a fin a las mas recientes concepciones de la innovación empresarial. Como sistema abierto a las relaciones con el ambiente, su recurso al concepto de congruencia que pone en evidencia su vínculo con la teoría contingente de la organización.</w:t>
+      </w:r>
+    </w:p>
+    <w:p>
+      <w:pPr>
+        <w:rPr>
+          <w:rFonts w:ascii="Arial" w:hAnsi="Arial" w:cs="Arial"/>
+          <w:shd w:val="clear" w:color="auto" w:fill="FFFFFF"/>
+        </w:rPr>
+      </w:pPr>
+      <w:r>
+        <w:rPr>
+          <w:rFonts w:ascii="Arial" w:hAnsi="Arial" w:cs="Arial"/>
+          <w:shd w:val="clear" w:color="auto" w:fill="FFFFFF"/>
+        </w:rPr>
+        <w:t>Es una herramienta de gran alcance para investigar lo que no esta funcionando con un equipo o una organización y para pensar en como se pueden solucionar estos problemas.</w:t>
+      </w:r>
+    </w:p>
+    <w:p>
+      <w:pPr>
+        <w:rPr>
+          <w:rFonts w:ascii="Arial" w:hAnsi="Arial" w:cs="Arial"/>
+          <w:shd w:val="clear" w:color="auto" w:fill="FFFFFF"/>
+        </w:rPr>
+      </w:pPr>
+      <w:r>
+        <w:rPr>
+          <w:rFonts w:ascii="Arial" w:hAnsi="Arial" w:cs="Arial"/>
+          <w:shd w:val="clear" w:color="auto" w:fill="FFFFFF"/>
+        </w:rPr>
+        <w:t xml:space="preserve">Se basa en el principio de que el desempeño de una organización se deriva de 4 elementos: </w:t>
+      </w:r>
+      <w:r>
+        <w:rPr>
+          <w:rFonts w:ascii="Arial" w:hAnsi="Arial" w:cs="Arial"/>
+          <w:b/>
+          <w:bCs/>
+          <w:shd w:val="clear" w:color="auto" w:fill="FFFFFF"/>
+        </w:rPr>
+        <w:t>Tareas, Personas, Estructura y la Cultura</w:t>
+      </w:r>
+      <w:r>
+        <w:rPr>
+          <w:rFonts w:ascii="Arial" w:hAnsi="Arial" w:cs="Arial"/>
+          <w:shd w:val="clear" w:color="auto" w:fill="FFFFFF"/>
+        </w:rPr>
+        <w:t>. Además, se basa en la consideración explicita de la organización informal y su efecto sobre la dinámica de la organización, junto con la organización formal, la tecnología y las personas.</w:t>
+      </w:r>
+    </w:p>
+    <w:p>
+      <w:pPr>
+        <w:rPr>
+          <w:rFonts w:ascii="Arial" w:hAnsi="Arial" w:cs="Arial"/>
+          <w:shd w:val="clear" w:color="auto" w:fill="FFFFFF"/>
+        </w:rPr>
+      </w:pPr>
+      <w:r>
+        <w:rPr>
+          <w:rFonts w:ascii="Arial" w:hAnsi="Arial" w:cs="Arial"/>
+          <w:shd w:val="clear" w:color="auto" w:fill="FFFFFF"/>
+        </w:rPr>
+        <w:t>El modelo pone en marcha la escena de 3 niveles de interacciones para explicar el comportamiento organizacional: El nivel individual, el grupal y el sistémico.</w:t>
+      </w:r>
+    </w:p>
+    <w:p>
+      <w:pPr>
+        <w:rPr>
+          <w:rFonts w:ascii="Arial" w:hAnsi="Arial" w:cs="Arial"/>
+          <w:shd w:val="clear" w:color="auto" w:fill="FFFFFF"/>
+        </w:rPr>
+      </w:pPr>
+      <w:r>
+        <w:rPr>
+          <w:rFonts w:ascii="Arial" w:hAnsi="Arial" w:cs="Arial"/>
+          <w:shd w:val="clear" w:color="auto" w:fill="FFFFFF"/>
+        </w:rPr>
+        <w:t>Los 3 bloques del modelo son:</w:t>
+      </w:r>
+    </w:p>
+    <w:p>
+      <w:pPr>
+        <w:pStyle w:val="Prrafodelista"/>
+        <w:numPr>
+          <w:ilvl w:val="0"/>
+          <w:numId w:val="9"/>
+        </w:numPr>
+        <w:rPr>
+          <w:rFonts w:ascii="Arial" w:hAnsi="Arial" w:cs="Arial"/>
+          <w:shd w:val="clear" w:color="auto" w:fill="FFFFFF"/>
+        </w:rPr>
+      </w:pPr>
+      <w:r>
+        <w:rPr>
+          <w:rFonts w:ascii="Arial" w:hAnsi="Arial" w:cs="Arial"/>
+          <w:b/>
+          <w:bCs/>
+          <w:shd w:val="clear" w:color="auto" w:fill="FFFFFF"/>
+        </w:rPr>
+        <w:t>Contexto:</w:t>
+      </w:r>
+      <w:r>
+        <w:rPr>
+          <w:rFonts w:ascii="Arial" w:hAnsi="Arial" w:cs="Arial"/>
+          <w:shd w:val="clear" w:color="auto" w:fill="FFFFFF"/>
+        </w:rPr>
+        <w:t xml:space="preserve"> Este bloque, engloba además de la influencia que ejerce el entorno, los recurso y las capacidades de la empresa que inciden en el rendimiento en términos de flexibilidad y disponibilidad.</w:t>
+      </w:r>
+    </w:p>
+    <w:p>
+      <w:pPr>
+        <w:pStyle w:val="Prrafodelista"/>
+        <w:numPr>
+          <w:ilvl w:val="0"/>
+          <w:numId w:val="9"/>
+        </w:numPr>
+        <w:rPr>
+          <w:rFonts w:ascii="Arial" w:hAnsi="Arial" w:cs="Arial"/>
+          <w:shd w:val="clear" w:color="auto" w:fill="FFFFFF"/>
+        </w:rPr>
+      </w:pPr>
+      <w:r>
+        <w:rPr>
+          <w:rFonts w:ascii="Arial" w:hAnsi="Arial" w:cs="Arial"/>
+          <w:b/>
+          <w:bCs/>
+          <w:shd w:val="clear" w:color="auto" w:fill="FFFFFF"/>
+        </w:rPr>
+        <w:t>La organización y sus componentes básicos:</w:t>
+      </w:r>
+      <w:r>
+        <w:rPr>
+          <w:rFonts w:ascii="Arial" w:hAnsi="Arial" w:cs="Arial"/>
+          <w:shd w:val="clear" w:color="auto" w:fill="FFFFFF"/>
+        </w:rPr>
+        <w:t xml:space="preserve"> estos componentes deben ser considerados medios para hacer posible la estrategia. En toda la organización podemos identificar 4 componentes básicos:</w:t>
+      </w:r>
+    </w:p>
+    <w:p>
+      <w:pPr>
+        <w:pStyle w:val="Prrafodelista"/>
+        <w:numPr>
+          <w:ilvl w:val="1"/>
+          <w:numId w:val="9"/>
+        </w:numPr>
+        <w:rPr>
+          <w:rFonts w:ascii="Arial" w:hAnsi="Arial" w:cs="Arial"/>
+          <w:shd w:val="clear" w:color="auto" w:fill="FFFFFF"/>
+        </w:rPr>
+      </w:pPr>
+      <w:r>
+        <w:rPr>
+          <w:rFonts w:ascii="Arial" w:hAnsi="Arial" w:cs="Arial"/>
+          <w:u w:val="single"/>
+          <w:shd w:val="clear" w:color="auto" w:fill="FFFFFF"/>
+        </w:rPr>
+        <w:t>La tarea</w:t>
+      </w:r>
+      <w:r>
+        <w:rPr>
+          <w:rFonts w:ascii="Arial" w:hAnsi="Arial" w:cs="Arial"/>
+          <w:shd w:val="clear" w:color="auto" w:fill="FFFFFF"/>
+        </w:rPr>
+        <w:t xml:space="preserve">: Es el análisis y la descripción de la tarea que incluye actividades a ejecutar, los flujos de trabajo que vinculan estas actividades y las características de cada tarea como conocimientos o habilidades, incertidumbres o recompensas, restricciones inherentes, </w:t>
+      </w:r>
+      <w:proofErr w:type="spellStart"/>
+      <w:r>
+        <w:rPr>
+          <w:rFonts w:ascii="Arial" w:hAnsi="Arial" w:cs="Arial"/>
+          <w:shd w:val="clear" w:color="auto" w:fill="FFFFFF"/>
+        </w:rPr>
+        <w:t>etc</w:t>
+      </w:r>
+      <w:proofErr w:type="spellEnd"/>
+    </w:p>
+    <w:p>
+      <w:pPr>
+        <w:pStyle w:val="Prrafodelista"/>
+        <w:numPr>
+          <w:ilvl w:val="1"/>
+          <w:numId w:val="9"/>
+        </w:numPr>
+        <w:rPr>
+          <w:rFonts w:ascii="Arial" w:hAnsi="Arial" w:cs="Arial"/>
+          <w:shd w:val="clear" w:color="auto" w:fill="FFFFFF"/>
+        </w:rPr>
+      </w:pPr>
+      <w:r>
+        <w:rPr>
+          <w:rFonts w:ascii="Arial" w:hAnsi="Arial" w:cs="Arial"/>
+          <w:u w:val="single"/>
+          <w:shd w:val="clear" w:color="auto" w:fill="FFFFFF"/>
+        </w:rPr>
+        <w:t>Los individuos</w:t>
+      </w:r>
+      <w:r>
+        <w:rPr>
+          <w:rFonts w:ascii="Arial" w:hAnsi="Arial" w:cs="Arial"/>
+          <w:shd w:val="clear" w:color="auto" w:fill="FFFFFF"/>
+        </w:rPr>
+        <w:t>: Se refiere a la definición de los conocimientos o habilidades individuales, las necesidades, las preferencias, percepciones o expectativas de los miembros del grupo y los factores que están vinculados con las características demográficas del personal</w:t>
+      </w:r>
+    </w:p>
+    <w:p>
+      <w:pPr>
+        <w:pStyle w:val="Prrafodelista"/>
+        <w:numPr>
+          <w:ilvl w:val="1"/>
+          <w:numId w:val="9"/>
+        </w:numPr>
+        <w:rPr>
+          <w:rFonts w:ascii="Arial" w:hAnsi="Arial" w:cs="Arial"/>
+          <w:shd w:val="clear" w:color="auto" w:fill="FFFFFF"/>
+        </w:rPr>
+      </w:pPr>
+      <w:r>
+        <w:rPr>
+          <w:rFonts w:ascii="Arial" w:hAnsi="Arial" w:cs="Arial"/>
+          <w:u w:val="single"/>
+          <w:shd w:val="clear" w:color="auto" w:fill="FFFFFF"/>
+        </w:rPr>
+        <w:t xml:space="preserve">La organización formal: </w:t>
+      </w:r>
+      <w:r>
+        <w:rPr>
+          <w:rFonts w:ascii="Arial" w:hAnsi="Arial" w:cs="Arial"/>
+          <w:shd w:val="clear" w:color="auto" w:fill="FFFFFF"/>
+        </w:rPr>
+        <w:t>Hace referencia a todos aquellos aspectos que se orientan a estructurar de manera consciente y deliberada el funcionamiento de la organización.</w:t>
+      </w:r>
+    </w:p>
+    <w:p>
+      <w:pPr>
+        <w:pStyle w:val="Prrafodelista"/>
+        <w:numPr>
+          <w:ilvl w:val="1"/>
+          <w:numId w:val="9"/>
+        </w:numPr>
+        <w:rPr>
+          <w:rFonts w:ascii="Arial" w:hAnsi="Arial" w:cs="Arial"/>
+          <w:shd w:val="clear" w:color="auto" w:fill="FFFFFF"/>
+        </w:rPr>
+      </w:pPr>
+      <w:r>
+        <w:rPr>
+          <w:rFonts w:ascii="Arial" w:hAnsi="Arial" w:cs="Arial"/>
+          <w:u w:val="single"/>
+          <w:shd w:val="clear" w:color="auto" w:fill="FFFFFF"/>
+        </w:rPr>
+        <w:t>La organización Informal</w:t>
+      </w:r>
+      <w:r>
+        <w:rPr>
+          <w:rFonts w:ascii="Arial" w:hAnsi="Arial" w:cs="Arial"/>
+          <w:shd w:val="clear" w:color="auto" w:fill="FFFFFF"/>
+        </w:rPr>
+        <w:t>: Incluye aspectos organizativos que influyen en el funcionamiento de la organización. Estos no son explícitamente acordados, sino que surgen de manera espontánea y tienen un carácter más informal.</w:t>
+      </w:r>
+    </w:p>
+    <w:p>
+      <w:pPr>
+        <w:pStyle w:val="Prrafodelista"/>
+        <w:numPr>
+          <w:ilvl w:val="0"/>
+          <w:numId w:val="9"/>
+        </w:numPr>
+        <w:rPr>
+          <w:rFonts w:ascii="Arial" w:hAnsi="Arial" w:cs="Arial"/>
+          <w:b/>
+          <w:bCs/>
+          <w:shd w:val="clear" w:color="auto" w:fill="FFFFFF"/>
+        </w:rPr>
+      </w:pPr>
+      <w:r>
+        <w:rPr>
+          <w:rFonts w:ascii="Arial" w:hAnsi="Arial" w:cs="Arial"/>
+          <w:b/>
+          <w:bCs/>
+          <w:shd w:val="clear" w:color="auto" w:fill="FFFFFF"/>
+        </w:rPr>
+        <w:t xml:space="preserve">Los Resultados: </w:t>
+      </w:r>
+      <w:r>
+        <w:rPr>
+          <w:rFonts w:ascii="Arial" w:hAnsi="Arial" w:cs="Arial"/>
+          <w:shd w:val="clear" w:color="auto" w:fill="FFFFFF"/>
+        </w:rPr>
+        <w:t xml:space="preserve">Cabe destacar la importancia de la interrelación entre los diferentes componentes que conforman la organización. Esta interrelación pone de manifiesto la influencia mutua entre los diferentes componentes, </w:t>
+      </w:r>
+      <w:proofErr w:type="spellStart"/>
+      <w:r>
+        <w:rPr>
+          <w:rFonts w:ascii="Arial" w:hAnsi="Arial" w:cs="Arial"/>
+          <w:shd w:val="clear" w:color="auto" w:fill="FFFFFF"/>
+        </w:rPr>
+        <w:t>asi</w:t>
+      </w:r>
+      <w:proofErr w:type="spellEnd"/>
+      <w:r>
+        <w:rPr>
+          <w:rFonts w:ascii="Arial" w:hAnsi="Arial" w:cs="Arial"/>
+          <w:shd w:val="clear" w:color="auto" w:fill="FFFFFF"/>
+        </w:rPr>
+        <w:t xml:space="preserve"> como la necesidad de coherencia o ajuste entre ellos, con el fin de obtener los resultados adecuados</w:t>
+      </w:r>
+    </w:p>
+    <w:p>
+      <w:pPr>
+        <w:rPr>
+          <w:rFonts w:ascii="Arial" w:hAnsi="Arial" w:cs="Arial"/>
+          <w:shd w:val="clear" w:color="auto" w:fill="FFFFFF"/>
+        </w:rPr>
+      </w:pPr>
+    </w:p>
+    <w:p>
+      <w:pPr>
+        <w:rPr>
+          <w:rFonts w:ascii="Arial" w:hAnsi="Arial" w:cs="Arial"/>
+          <w:shd w:val="clear" w:color="auto" w:fill="FFFFFF"/>
+        </w:rPr>
+      </w:pPr>
+    </w:p>
+    <w:p>
+      <w:pPr>
+        <w:rPr>
+          <w:rFonts w:ascii="Arial" w:hAnsi="Arial" w:cs="Arial"/>
+          <w:shd w:val="clear" w:color="auto" w:fill="FFFFFF"/>
+        </w:rPr>
+      </w:pPr>
+    </w:p>
+    <w:p>
+      <w:pPr>
+        <w:rPr>
+          <w:rFonts w:ascii="Arial" w:hAnsi="Arial" w:cs="Arial"/>
+          <w:shd w:val="clear" w:color="auto" w:fill="FFFFFF"/>
+        </w:rPr>
+      </w:pPr>
+    </w:p>
+    <w:p>
+      <w:pPr>
+        <w:rPr>
+          <w:rFonts w:ascii="Arial" w:hAnsi="Arial" w:cs="Arial"/>
+          <w:shd w:val="clear" w:color="auto" w:fill="FFFFFF"/>
+        </w:rPr>
+      </w:pPr>
+      <w:r>
+        <w:rPr>
+          <w:rFonts w:ascii="Arial" w:hAnsi="Arial" w:cs="Arial"/>
+          <w:b/>
+          <w:bCs/>
+          <w:highlight w:val="green"/>
+          <w:shd w:val="clear" w:color="auto" w:fill="FFFFFF"/>
+        </w:rPr>
+        <w:t>Modelo de Semler: Cultura y flexibilidad organizativa</w:t>
+      </w:r>
+      <w:r>
+        <w:rPr>
+          <w:rFonts w:ascii="Arial" w:hAnsi="Arial" w:cs="Arial"/>
+          <w:b/>
+          <w:bCs/>
+          <w:shd w:val="clear" w:color="auto" w:fill="FFFFFF"/>
+        </w:rPr>
+        <w:t xml:space="preserve">: </w:t>
+      </w:r>
+      <w:r>
+        <w:rPr>
+          <w:rFonts w:ascii="Arial" w:hAnsi="Arial" w:cs="Arial"/>
+          <w:shd w:val="clear" w:color="auto" w:fill="FFFFFF"/>
+        </w:rPr>
+        <w:t xml:space="preserve">En este segundo modelo el autor da mas importancia al papel de </w:t>
+      </w:r>
+      <w:proofErr w:type="spellStart"/>
+      <w:r>
+        <w:rPr>
+          <w:rFonts w:ascii="Arial" w:hAnsi="Arial" w:cs="Arial"/>
+          <w:shd w:val="clear" w:color="auto" w:fill="FFFFFF"/>
+        </w:rPr>
+        <w:t>rrhh</w:t>
+      </w:r>
+      <w:proofErr w:type="spellEnd"/>
+      <w:r>
+        <w:rPr>
+          <w:rFonts w:ascii="Arial" w:hAnsi="Arial" w:cs="Arial"/>
+          <w:shd w:val="clear" w:color="auto" w:fill="FFFFFF"/>
+        </w:rPr>
+        <w:t xml:space="preserve"> ya que el liderazgo y la estrategia son la guía de la estructura y de los procesos que permiten la transformación de un sistema afectado por la cultura. </w:t>
+      </w:r>
+    </w:p>
+    <w:p>
+      <w:pPr>
+        <w:rPr>
+          <w:rFonts w:ascii="Arial" w:hAnsi="Arial" w:cs="Arial"/>
+          <w:shd w:val="clear" w:color="auto" w:fill="FFFFFF"/>
+        </w:rPr>
+      </w:pPr>
+      <w:r>
+        <w:rPr>
+          <w:rFonts w:ascii="Arial" w:hAnsi="Arial" w:cs="Arial"/>
+          <w:shd w:val="clear" w:color="auto" w:fill="FFFFFF"/>
+        </w:rPr>
+        <w:t xml:space="preserve">La estrategia de recursos humanos puede afectar tanto al desarrollo del liderazgo como a los procesos estratégicos de la misma forma que afectara a la estructura a través de los procesos, los sistemas de recompensas y el diseño de trabajo. </w:t>
+      </w:r>
+    </w:p>
+    <w:p>
+      <w:pPr>
+        <w:rPr>
+          <w:rFonts w:ascii="Arial" w:hAnsi="Arial" w:cs="Arial"/>
+          <w:shd w:val="clear" w:color="auto" w:fill="FFFFFF"/>
+        </w:rPr>
+      </w:pPr>
+      <w:r>
+        <w:rPr>
+          <w:rFonts w:ascii="Arial" w:hAnsi="Arial" w:cs="Arial"/>
+          <w:shd w:val="clear" w:color="auto" w:fill="FFFFFF"/>
+        </w:rPr>
+        <w:t>Además, el entorno puede afectar indirectamente a la cultura organizativa a través de los valores y creencias de los miembros que conforman el equipo.</w:t>
+      </w:r>
+    </w:p>
+    <w:p>
+      <w:pPr>
+        <w:rPr>
+          <w:rFonts w:ascii="Arial" w:hAnsi="Arial" w:cs="Arial"/>
+          <w:shd w:val="clear" w:color="auto" w:fill="FFFFFF"/>
+        </w:rPr>
+      </w:pPr>
+      <w:r>
+        <w:rPr>
+          <w:rFonts w:ascii="Arial" w:hAnsi="Arial" w:cs="Arial"/>
+          <w:shd w:val="clear" w:color="auto" w:fill="FFFFFF"/>
+        </w:rPr>
+        <w:t xml:space="preserve">Así, el concepto de congruencia organizativa se va transformando en alineación organizativa, dando mas importancia a las políticas de </w:t>
+      </w:r>
+      <w:proofErr w:type="spellStart"/>
+      <w:r>
+        <w:rPr>
+          <w:rFonts w:ascii="Arial" w:hAnsi="Arial" w:cs="Arial"/>
+          <w:shd w:val="clear" w:color="auto" w:fill="FFFFFF"/>
+        </w:rPr>
+        <w:t>rrhh</w:t>
+      </w:r>
+      <w:proofErr w:type="spellEnd"/>
+      <w:r>
+        <w:rPr>
+          <w:rFonts w:ascii="Arial" w:hAnsi="Arial" w:cs="Arial"/>
+          <w:shd w:val="clear" w:color="auto" w:fill="FFFFFF"/>
+        </w:rPr>
+        <w:t xml:space="preserve"> y mas concretamente a las siguientes 3 dimensiones:</w:t>
+      </w:r>
+    </w:p>
+    <w:p>
+      <w:pPr>
+        <w:pStyle w:val="Prrafodelista"/>
+        <w:numPr>
+          <w:ilvl w:val="0"/>
+          <w:numId w:val="12"/>
+        </w:numPr>
+        <w:rPr>
+          <w:rFonts w:ascii="Arial" w:hAnsi="Arial" w:cs="Arial"/>
+          <w:shd w:val="clear" w:color="auto" w:fill="FFFFFF"/>
+        </w:rPr>
+      </w:pPr>
+      <w:r>
+        <w:rPr>
+          <w:rFonts w:ascii="Arial" w:hAnsi="Arial" w:cs="Arial"/>
+          <w:shd w:val="clear" w:color="auto" w:fill="FFFFFF"/>
+        </w:rPr>
+        <w:t>Sistemas de recompensas.</w:t>
+      </w:r>
+    </w:p>
+    <w:p>
+      <w:pPr>
+        <w:pStyle w:val="Prrafodelista"/>
+        <w:numPr>
+          <w:ilvl w:val="0"/>
+          <w:numId w:val="12"/>
+        </w:numPr>
+        <w:rPr>
+          <w:rFonts w:ascii="Arial" w:hAnsi="Arial" w:cs="Arial"/>
+          <w:shd w:val="clear" w:color="auto" w:fill="FFFFFF"/>
+        </w:rPr>
+      </w:pPr>
+      <w:r>
+        <w:rPr>
+          <w:rFonts w:ascii="Arial" w:hAnsi="Arial" w:cs="Arial"/>
+          <w:shd w:val="clear" w:color="auto" w:fill="FFFFFF"/>
+        </w:rPr>
+        <w:t>Definición de las normas de comportamiento en la organización.</w:t>
+      </w:r>
+    </w:p>
+    <w:p>
+      <w:pPr>
+        <w:pStyle w:val="Prrafodelista"/>
+        <w:numPr>
+          <w:ilvl w:val="0"/>
+          <w:numId w:val="12"/>
+        </w:numPr>
+        <w:rPr>
+          <w:rFonts w:ascii="Arial" w:hAnsi="Arial" w:cs="Arial"/>
+          <w:shd w:val="clear" w:color="auto" w:fill="FFFFFF"/>
+        </w:rPr>
+      </w:pPr>
+      <w:r>
+        <w:rPr>
+          <w:rFonts w:ascii="Arial" w:hAnsi="Arial" w:cs="Arial"/>
+          <w:shd w:val="clear" w:color="auto" w:fill="FFFFFF"/>
+        </w:rPr>
+        <w:t>Definición de políticas de selección y socialización para realizar la cultura administrativa.</w:t>
+      </w:r>
+    </w:p>
+    <w:p>
+      <w:pPr>
+        <w:rPr>
+          <w:rFonts w:ascii="Arial" w:hAnsi="Arial" w:cs="Arial"/>
+          <w:shd w:val="clear" w:color="auto" w:fill="FFFFFF"/>
+        </w:rPr>
+      </w:pPr>
+      <w:r>
+        <w:rPr>
+          <w:rFonts w:ascii="Arial" w:hAnsi="Arial" w:cs="Arial"/>
+          <w:shd w:val="clear" w:color="auto" w:fill="FFFFFF"/>
+        </w:rPr>
+        <w:t xml:space="preserve">Este modelo se basa en el concepto de encaje, considerando que una buena estrategia de </w:t>
+      </w:r>
+      <w:proofErr w:type="spellStart"/>
+      <w:r>
+        <w:rPr>
+          <w:rFonts w:ascii="Arial" w:hAnsi="Arial" w:cs="Arial"/>
+          <w:shd w:val="clear" w:color="auto" w:fill="FFFFFF"/>
+        </w:rPr>
+        <w:t>rrhh</w:t>
+      </w:r>
+      <w:proofErr w:type="spellEnd"/>
+      <w:r>
+        <w:rPr>
+          <w:rFonts w:ascii="Arial" w:hAnsi="Arial" w:cs="Arial"/>
+          <w:shd w:val="clear" w:color="auto" w:fill="FFFFFF"/>
+        </w:rPr>
+        <w:t xml:space="preserve"> es capaz de modificar determinados comportamientos estratégicos</w:t>
+      </w:r>
+    </w:p>
+    <w:p>
+      <w:pPr>
+        <w:rPr>
+          <w:rFonts w:ascii="Arial" w:hAnsi="Arial" w:cs="Arial"/>
+          <w:shd w:val="clear" w:color="auto" w:fill="FFFFFF"/>
+        </w:rPr>
+      </w:pPr>
+    </w:p>
+    <w:p>
+      <w:pPr>
+        <w:rPr>
+          <w:rFonts w:ascii="Arial" w:hAnsi="Arial" w:cs="Arial"/>
+          <w:shd w:val="clear" w:color="auto" w:fill="FFFFFF"/>
+        </w:rPr>
+      </w:pPr>
+      <w:r>
+        <w:rPr>
+          <w:rFonts w:ascii="Arial" w:hAnsi="Arial" w:cs="Arial"/>
+          <w:shd w:val="clear" w:color="auto" w:fill="FFFFFF"/>
+        </w:rPr>
+        <w:t>Wright y Snell (1998), en referencia</w:t>
+      </w:r>
+      <w:r>
+        <w:rPr>
+          <w:rFonts w:ascii="Arial" w:hAnsi="Arial" w:cs="Arial"/>
+          <w:shd w:val="clear" w:color="auto" w:fill="FFFFFF"/>
+        </w:rPr>
+        <w:t xml:space="preserve"> a este modelo, considera que el enfoque de encaje alcanza tanto la versión horizontal o de congruencia en las practicas de recursos humanos como la versión vertical o de lineamientos entre las practicas de </w:t>
+      </w:r>
+      <w:proofErr w:type="spellStart"/>
+      <w:r>
+        <w:rPr>
+          <w:rFonts w:ascii="Arial" w:hAnsi="Arial" w:cs="Arial"/>
+          <w:shd w:val="clear" w:color="auto" w:fill="FFFFFF"/>
+        </w:rPr>
+        <w:t>rrhh</w:t>
+      </w:r>
+      <w:proofErr w:type="spellEnd"/>
+      <w:r>
+        <w:rPr>
+          <w:rFonts w:ascii="Arial" w:hAnsi="Arial" w:cs="Arial"/>
+          <w:shd w:val="clear" w:color="auto" w:fill="FFFFFF"/>
+        </w:rPr>
+        <w:t xml:space="preserve"> y el proceso de dirección estratégica. Aquí se considera que el encaje vertical dirigida a los </w:t>
+      </w:r>
+      <w:proofErr w:type="spellStart"/>
+      <w:r>
+        <w:rPr>
+          <w:rFonts w:ascii="Arial" w:hAnsi="Arial" w:cs="Arial"/>
+          <w:shd w:val="clear" w:color="auto" w:fill="FFFFFF"/>
+        </w:rPr>
+        <w:t>rrhh</w:t>
+      </w:r>
+      <w:proofErr w:type="spellEnd"/>
+      <w:r>
+        <w:rPr>
+          <w:rFonts w:ascii="Arial" w:hAnsi="Arial" w:cs="Arial"/>
+          <w:shd w:val="clear" w:color="auto" w:fill="FFFFFF"/>
+        </w:rPr>
+        <w:t xml:space="preserve"> hacia las iniciativas primarias de la organización mientras que el logro horizontal se observa como instrumental para asignar los </w:t>
+      </w:r>
+      <w:proofErr w:type="spellStart"/>
+      <w:r>
+        <w:rPr>
+          <w:rFonts w:ascii="Arial" w:hAnsi="Arial" w:cs="Arial"/>
+          <w:shd w:val="clear" w:color="auto" w:fill="FFFFFF"/>
+        </w:rPr>
+        <w:t>rrhh</w:t>
+      </w:r>
+      <w:proofErr w:type="spellEnd"/>
+      <w:r>
+        <w:rPr>
+          <w:rFonts w:ascii="Arial" w:hAnsi="Arial" w:cs="Arial"/>
+          <w:shd w:val="clear" w:color="auto" w:fill="FFFFFF"/>
+        </w:rPr>
+        <w:t xml:space="preserve"> de forma eficiente.</w:t>
+      </w:r>
+    </w:p>
+    <w:p>
+      <w:pPr>
+        <w:rPr>
+          <w:rFonts w:ascii="Arial" w:hAnsi="Arial" w:cs="Arial"/>
+          <w:shd w:val="clear" w:color="auto" w:fill="FFFFFF"/>
+        </w:rPr>
+      </w:pPr>
+    </w:p>
+    <w:p>
+      <w:pPr>
+        <w:rPr>
+          <w:rFonts w:ascii="Arial" w:hAnsi="Arial" w:cs="Arial"/>
+          <w:b/>
+          <w:bCs/>
+          <w:shd w:val="clear" w:color="auto" w:fill="FFFFFF"/>
+        </w:rPr>
+      </w:pPr>
+      <w:r>
+        <w:rPr>
+          <w:rFonts w:ascii="Arial" w:hAnsi="Arial" w:cs="Arial"/>
+          <w:b/>
+          <w:bCs/>
+          <w:highlight w:val="cyan"/>
+          <w:shd w:val="clear" w:color="auto" w:fill="FFFFFF"/>
+        </w:rPr>
+        <w:t>Fundamentos de la planeación estratégica en la administración de RRHH</w:t>
+      </w:r>
+    </w:p>
+    <w:p>
+      <w:pPr>
+        <w:rPr>
+          <w:rFonts w:ascii="Arial" w:hAnsi="Arial" w:cs="Arial"/>
+          <w:shd w:val="clear" w:color="auto" w:fill="FFFFFF"/>
+        </w:rPr>
+      </w:pPr>
+    </w:p>
+    <w:p>
+      <w:pPr>
+        <w:rPr>
+          <w:rFonts w:ascii="Arial" w:hAnsi="Arial" w:cs="Arial"/>
+          <w:shd w:val="clear" w:color="auto" w:fill="FFFFFF"/>
+        </w:rPr>
+      </w:pPr>
+    </w:p>
+    <w:p>
+      <w:pPr>
+        <w:rPr>
+          <w:rFonts w:ascii="Arial" w:hAnsi="Arial" w:cs="Arial"/>
+          <w:shd w:val="clear" w:color="auto" w:fill="FFFFFF"/>
+        </w:rPr>
+      </w:pPr>
+    </w:p>
+    <w:p>
+      <w:pPr>
+        <w:rPr>
+          <w:rFonts w:ascii="Arial" w:hAnsi="Arial" w:cs="Arial"/>
+          <w:shd w:val="clear" w:color="auto" w:fill="FFFFFF"/>
+        </w:rPr>
+      </w:pPr>
+    </w:p>
+    <w:p>
+      <w:pPr>
+        <w:rPr>
+          <w:rFonts w:ascii="Arial" w:hAnsi="Arial" w:cs="Arial"/>
+          <w:shd w:val="clear" w:color="auto" w:fill="FFFFFF"/>
+        </w:rPr>
+      </w:pPr>
+    </w:p>
+    <w:p>
+      <w:pPr>
+        <w:rPr>
+          <w:rFonts w:ascii="Arial" w:hAnsi="Arial" w:cs="Arial"/>
+          <w:shd w:val="clear" w:color="auto" w:fill="FFFFFF"/>
+        </w:rPr>
+      </w:pPr>
+    </w:p>
+    <w:p>
+      <w:pPr>
+        <w:rPr>
+          <w:rFonts w:ascii="Arial" w:hAnsi="Arial" w:cs="Arial"/>
+          <w:shd w:val="clear" w:color="auto" w:fill="FFFFFF"/>
+        </w:rPr>
+      </w:pPr>
+    </w:p>
+    <w:p>
+      <w:pPr>
+        <w:rPr>
+          <w:rFonts w:ascii="Arial" w:hAnsi="Arial" w:cs="Arial"/>
           <w:shd w:val="clear" w:color="auto" w:fill="FFFFFF"/>
         </w:rPr>
       </w:pPr>
@@ -1994,7 +3981,7 @@
     </w:p>
     <w:sectPr>
       <w:pgSz w:w="11906" w:h="16838"/>
-      <w:pgMar w:top="1417" w:right="1701" w:bottom="1417" w:left="1701" w:header="708" w:footer="708" w:gutter="0"/>
+      <w:pgMar w:top="851" w:right="1701" w:bottom="709" w:left="1701" w:header="708" w:footer="708" w:gutter="0"/>
       <w:cols w:space="708"/>
       <w:docGrid w:linePitch="360"/>
     </w:sectPr>
@@ -2003,8 +3990,97 @@
 </file>
 
 <file path=word/numbering.xml><?xml version="1.0" encoding="utf-8"?>
-<w:numbering xmlns:wpc="http://schemas.microsoft.com/office/word/2010/wordprocessingCanvas" xmlns:cx="http://schemas.microsoft.com/office/drawing/2014/chartex" xmlns:cx1="http://schemas.microsoft.com/office/drawing/2015/9/8/chartex" xmlns:cx2="http://schemas.microsoft.com/office/drawing/2015/10/21/chartex" xmlns:cx3="http://schemas.microsoft.com/office/drawing/2016/5/9/chartex" xmlns:cx4="http://schemas.microsoft.com/office/drawing/2016/5/10/chartex" xmlns:cx5="http://schemas.microsoft.com/office/drawing/2016/5/11/chartex" xmlns:cx6="http://schemas.microsoft.com/office/drawing/2016/5/12/chartex" xmlns:cx7="http://schemas.microsoft.com/office/drawing/2016/5/13/chartex" xmlns:cx8="http://schemas.microsoft.com/office/drawing/2016/5/14/chartex" xmlns:mc="http://schemas.openxmlformats.org/markup-compatibility/2006" xmlns:aink="http://schemas.microsoft.com/office/drawing/2016/ink" xmlns:am3d="http://schemas.microsoft.com/office/drawing/2017/model3d" xmlns:o="urn:schemas-microsoft-com:office:office" xmlns:r="http://schemas.openxmlformats.org/officeDocument/2006/relationships" xmlns:m="http://schemas.openxmlformats.org/officeDocument/2006/math" xmlns:v="urn:schemas-microsoft-com:vml" xmlns:wp14="http://schemas.microsoft.com/office/word/2010/wordprocessingDrawing" xmlns:wp="http://schemas.openxmlformats.org/drawingml/2006/wordprocessingDrawing" xmlns:w10="urn:schemas-microsoft-com:office:word" xmlns:w="http://schemas.openxmlformats.org/wordprocessingml/2006/main" xmlns:w14="http://schemas.microsoft.com/office/word/2010/wordml" xmlns:w15="http://schemas.microsoft.com/office/word/2012/wordml" xmlns:w16cex="http://schemas.microsoft.com/office/word/2018/wordml/cex" xmlns:w16cid="http://schemas.microsoft.com/office/word/2016/wordml/cid" xmlns:w16="http://schemas.microsoft.com/office/word/2018/wordml" xmlns:w16sdtdh="http://schemas.microsoft.com/office/word/2020/wordml/sdtdatahash" xmlns:w16se="http://schemas.microsoft.com/office/word/2015/wordml/symex" xmlns:wpg="http://schemas.microsoft.com/office/word/2010/wordprocessingGroup" xmlns:wpi="http://schemas.microsoft.com/office/word/2010/wordprocessingInk" xmlns:wne="http://schemas.microsoft.com/office/word/2006/wordml" xmlns:wps="http://schemas.microsoft.com/office/word/2010/wordprocessingShape" mc:Ignorable="w14 w15 w16se w16cid w16 w16cex w16sdtdh wp14">
+<w:numbering xmlns:wpc="http://schemas.microsoft.com/office/word/2010/wordprocessingCanvas" xmlns:cx="http://schemas.microsoft.com/office/drawing/2014/chartex" xmlns:cx1="http://schemas.microsoft.com/office/drawing/2015/9/8/chartex" xmlns:cx2="http://schemas.microsoft.com/office/drawing/2015/10/21/chartex" xmlns:cx3="http://schemas.microsoft.com/office/drawing/2016/5/9/chartex" xmlns:cx4="http://schemas.microsoft.com/office/drawing/2016/5/10/chartex" xmlns:cx5="http://schemas.microsoft.com/office/drawing/2016/5/11/chartex" xmlns:cx6="http://schemas.microsoft.com/office/drawing/2016/5/12/chartex" xmlns:cx7="http://schemas.microsoft.com/office/drawing/2016/5/13/chartex" xmlns:cx8="http://schemas.microsoft.com/office/drawing/2016/5/14/chartex" xmlns:mc="http://schemas.openxmlformats.org/markup-compatibility/2006" xmlns:aink="http://schemas.microsoft.com/office/drawing/2016/ink" xmlns:am3d="http://schemas.microsoft.com/office/drawing/2017/model3d" xmlns:o="urn:schemas-microsoft-com:office:office" xmlns:oel="http://schemas.microsoft.com/office/2019/extlst" xmlns:r="http://schemas.openxmlformats.org/officeDocument/2006/relationships" xmlns:m="http://schemas.openxmlformats.org/officeDocument/2006/math" xmlns:v="urn:schemas-microsoft-com:vml" xmlns:wp14="http://schemas.microsoft.com/office/word/2010/wordprocessingDrawing" xmlns:wp="http://schemas.openxmlformats.org/drawingml/2006/wordprocessingDrawing" xmlns:w10="urn:schemas-microsoft-com:office:word" xmlns:w="http://schemas.openxmlformats.org/wordprocessingml/2006/main" xmlns:w14="http://schemas.microsoft.com/office/word/2010/wordml" xmlns:w15="http://schemas.microsoft.com/office/word/2012/wordml" xmlns:w16cex="http://schemas.microsoft.com/office/word/2018/wordml/cex" xmlns:w16cid="http://schemas.microsoft.com/office/word/2016/wordml/cid" xmlns:w16="http://schemas.microsoft.com/office/word/2018/wordml" xmlns:w16du="http://schemas.microsoft.com/office/word/2023/wordml/word16du" xmlns:w16sdtdh="http://schemas.microsoft.com/office/word/2020/wordml/sdtdatahash" xmlns:w16sdtfl="http://schemas.microsoft.com/office/word/2024/wordml/sdtformatlock" xmlns:w16se="http://schemas.microsoft.com/office/word/2015/wordml/symex" xmlns:wpg="http://schemas.microsoft.com/office/word/2010/wordprocessingGroup" xmlns:wpi="http://schemas.microsoft.com/office/word/2010/wordprocessingInk" xmlns:wne="http://schemas.microsoft.com/office/word/2006/wordml" xmlns:wps="http://schemas.microsoft.com/office/word/2010/wordprocessingShape" mc:Ignorable="w14 w15 w16se w16cid w16 w16cex w16sdtdh w16sdtfl w16du wp14">
   <w:abstractNum w:abstractNumId="0" w15:restartNumberingAfterBreak="0">
+    <w:nsid w:val="041556F1"/>
+    <w:multiLevelType w:val="hybridMultilevel"/>
+    <w:tmpl w:val="0AA2587C"/>
+    <w:lvl w:ilvl="0" w:tplc="440A000F">
+      <w:start w:val="1"/>
+      <w:numFmt w:val="decimal"/>
+      <w:lvlText w:val="%1."/>
+      <w:lvlJc w:val="left"/>
+      <w:pPr>
+        <w:ind w:left="720" w:hanging="360"/>
+      </w:pPr>
+      <w:rPr>
+        <w:rFonts w:hint="default"/>
+      </w:rPr>
+    </w:lvl>
+    <w:lvl w:ilvl="1" w:tplc="440A0019" w:tentative="1">
+      <w:start w:val="1"/>
+      <w:numFmt w:val="lowerLetter"/>
+      <w:lvlText w:val="%2."/>
+      <w:lvlJc w:val="left"/>
+      <w:pPr>
+        <w:ind w:left="1440" w:hanging="360"/>
+      </w:pPr>
+    </w:lvl>
+    <w:lvl w:ilvl="2" w:tplc="440A001B" w:tentative="1">
+      <w:start w:val="1"/>
+      <w:numFmt w:val="lowerRoman"/>
+      <w:lvlText w:val="%3."/>
+      <w:lvlJc w:val="right"/>
+      <w:pPr>
+        <w:ind w:left="2160" w:hanging="180"/>
+      </w:pPr>
+    </w:lvl>
+    <w:lvl w:ilvl="3" w:tplc="440A000F" w:tentative="1">
+      <w:start w:val="1"/>
+      <w:numFmt w:val="decimal"/>
+      <w:lvlText w:val="%4."/>
+      <w:lvlJc w:val="left"/>
+      <w:pPr>
+        <w:ind w:left="2880" w:hanging="360"/>
+      </w:pPr>
+    </w:lvl>
+    <w:lvl w:ilvl="4" w:tplc="440A0019" w:tentative="1">
+      <w:start w:val="1"/>
+      <w:numFmt w:val="lowerLetter"/>
+      <w:lvlText w:val="%5."/>
+      <w:lvlJc w:val="left"/>
+      <w:pPr>
+        <w:ind w:left="3600" w:hanging="360"/>
+      </w:pPr>
+    </w:lvl>
+    <w:lvl w:ilvl="5" w:tplc="440A001B" w:tentative="1">
+      <w:start w:val="1"/>
+      <w:numFmt w:val="lowerRoman"/>
+      <w:lvlText w:val="%6."/>
+      <w:lvlJc w:val="right"/>
+      <w:pPr>
+        <w:ind w:left="4320" w:hanging="180"/>
+      </w:pPr>
+    </w:lvl>
+    <w:lvl w:ilvl="6" w:tplc="440A000F" w:tentative="1">
+      <w:start w:val="1"/>
+      <w:numFmt w:val="decimal"/>
+      <w:lvlText w:val="%7."/>
+      <w:lvlJc w:val="left"/>
+      <w:pPr>
+        <w:ind w:left="5040" w:hanging="360"/>
+      </w:pPr>
+    </w:lvl>
+    <w:lvl w:ilvl="7" w:tplc="440A0019" w:tentative="1">
+      <w:start w:val="1"/>
+      <w:numFmt w:val="lowerLetter"/>
+      <w:lvlText w:val="%8."/>
+      <w:lvlJc w:val="left"/>
+      <w:pPr>
+        <w:ind w:left="5760" w:hanging="360"/>
+      </w:pPr>
+    </w:lvl>
+    <w:lvl w:ilvl="8" w:tplc="440A001B" w:tentative="1">
+      <w:start w:val="1"/>
+      <w:numFmt w:val="lowerRoman"/>
+      <w:lvlText w:val="%9."/>
+      <w:lvlJc w:val="right"/>
+      <w:pPr>
+        <w:ind w:left="6480" w:hanging="180"/>
+      </w:pPr>
+    </w:lvl>
+  </w:abstractNum>
+  <w:abstractNum w:abstractNumId="1" w15:restartNumberingAfterBreak="0">
     <w:nsid w:val="177054B7"/>
     <w:multiLevelType w:val="hybridMultilevel"/>
     <w:tmpl w:val="965CB188"/>
@@ -2117,7 +4193,7 @@
       </w:rPr>
     </w:lvl>
   </w:abstractNum>
-  <w:abstractNum w:abstractNumId="1" w15:restartNumberingAfterBreak="0">
+  <w:abstractNum w:abstractNumId="2" w15:restartNumberingAfterBreak="0">
     <w:nsid w:val="212E2111"/>
     <w:multiLevelType w:val="multilevel"/>
     <w:tmpl w:val="942CD5E6"/>
@@ -2266,7 +4342,7 @@
       </w:rPr>
     </w:lvl>
   </w:abstractNum>
-  <w:abstractNum w:abstractNumId="2" w15:restartNumberingAfterBreak="0">
+  <w:abstractNum w:abstractNumId="3" w15:restartNumberingAfterBreak="0">
     <w:nsid w:val="25E85E34"/>
     <w:multiLevelType w:val="hybridMultilevel"/>
     <w:tmpl w:val="1D5235FE"/>
@@ -2355,7 +4431,96 @@
       </w:pPr>
     </w:lvl>
   </w:abstractNum>
-  <w:abstractNum w:abstractNumId="3" w15:restartNumberingAfterBreak="0">
+  <w:abstractNum w:abstractNumId="4" w15:restartNumberingAfterBreak="0">
+    <w:nsid w:val="2B115C56"/>
+    <w:multiLevelType w:val="hybridMultilevel"/>
+    <w:tmpl w:val="EFA42362"/>
+    <w:lvl w:ilvl="0" w:tplc="440A000F">
+      <w:start w:val="1"/>
+      <w:numFmt w:val="decimal"/>
+      <w:lvlText w:val="%1."/>
+      <w:lvlJc w:val="left"/>
+      <w:pPr>
+        <w:ind w:left="720" w:hanging="360"/>
+      </w:pPr>
+      <w:rPr>
+        <w:rFonts w:hint="default"/>
+      </w:rPr>
+    </w:lvl>
+    <w:lvl w:ilvl="1" w:tplc="440A0019" w:tentative="1">
+      <w:start w:val="1"/>
+      <w:numFmt w:val="lowerLetter"/>
+      <w:lvlText w:val="%2."/>
+      <w:lvlJc w:val="left"/>
+      <w:pPr>
+        <w:ind w:left="1440" w:hanging="360"/>
+      </w:pPr>
+    </w:lvl>
+    <w:lvl w:ilvl="2" w:tplc="440A001B" w:tentative="1">
+      <w:start w:val="1"/>
+      <w:numFmt w:val="lowerRoman"/>
+      <w:lvlText w:val="%3."/>
+      <w:lvlJc w:val="right"/>
+      <w:pPr>
+        <w:ind w:left="2160" w:hanging="180"/>
+      </w:pPr>
+    </w:lvl>
+    <w:lvl w:ilvl="3" w:tplc="440A000F" w:tentative="1">
+      <w:start w:val="1"/>
+      <w:numFmt w:val="decimal"/>
+      <w:lvlText w:val="%4."/>
+      <w:lvlJc w:val="left"/>
+      <w:pPr>
+        <w:ind w:left="2880" w:hanging="360"/>
+      </w:pPr>
+    </w:lvl>
+    <w:lvl w:ilvl="4" w:tplc="440A0019" w:tentative="1">
+      <w:start w:val="1"/>
+      <w:numFmt w:val="lowerLetter"/>
+      <w:lvlText w:val="%5."/>
+      <w:lvlJc w:val="left"/>
+      <w:pPr>
+        <w:ind w:left="3600" w:hanging="360"/>
+      </w:pPr>
+    </w:lvl>
+    <w:lvl w:ilvl="5" w:tplc="440A001B" w:tentative="1">
+      <w:start w:val="1"/>
+      <w:numFmt w:val="lowerRoman"/>
+      <w:lvlText w:val="%6."/>
+      <w:lvlJc w:val="right"/>
+      <w:pPr>
+        <w:ind w:left="4320" w:hanging="180"/>
+      </w:pPr>
+    </w:lvl>
+    <w:lvl w:ilvl="6" w:tplc="440A000F" w:tentative="1">
+      <w:start w:val="1"/>
+      <w:numFmt w:val="decimal"/>
+      <w:lvlText w:val="%7."/>
+      <w:lvlJc w:val="left"/>
+      <w:pPr>
+        <w:ind w:left="5040" w:hanging="360"/>
+      </w:pPr>
+    </w:lvl>
+    <w:lvl w:ilvl="7" w:tplc="440A0019" w:tentative="1">
+      <w:start w:val="1"/>
+      <w:numFmt w:val="lowerLetter"/>
+      <w:lvlText w:val="%8."/>
+      <w:lvlJc w:val="left"/>
+      <w:pPr>
+        <w:ind w:left="5760" w:hanging="360"/>
+      </w:pPr>
+    </w:lvl>
+    <w:lvl w:ilvl="8" w:tplc="440A001B" w:tentative="1">
+      <w:start w:val="1"/>
+      <w:numFmt w:val="lowerRoman"/>
+      <w:lvlText w:val="%9."/>
+      <w:lvlJc w:val="right"/>
+      <w:pPr>
+        <w:ind w:left="6480" w:hanging="180"/>
+      </w:pPr>
+    </w:lvl>
+  </w:abstractNum>
+  <w:abstractNum w:abstractNumId="5" w15:restartNumberingAfterBreak="0">
     <w:nsid w:val="2C381D56"/>
     <w:multiLevelType w:val="multilevel"/>
     <w:tmpl w:val="4710B700"/>
@@ -2375,7 +4540,7 @@
         <w:sz w:val="20"/>
       </w:rPr>
     </w:lvl>
-    <w:lvl w:ilvl="1" w:tentative="1">
+    <w:lvl w:ilvl="1">
       <w:start w:val="1"/>
       <w:numFmt w:val="bullet"/>
       <w:lvlText w:val="o"/>
@@ -2504,7 +4669,7 @@
       </w:rPr>
     </w:lvl>
   </w:abstractNum>
-  <w:abstractNum w:abstractNumId="4" w15:restartNumberingAfterBreak="0">
+  <w:abstractNum w:abstractNumId="6" w15:restartNumberingAfterBreak="0">
     <w:nsid w:val="2D2103C2"/>
     <w:multiLevelType w:val="hybridMultilevel"/>
     <w:tmpl w:val="7F64AE84"/>
@@ -2617,7 +4782,7 @@
       </w:rPr>
     </w:lvl>
   </w:abstractNum>
-  <w:abstractNum w:abstractNumId="5" w15:restartNumberingAfterBreak="0">
+  <w:abstractNum w:abstractNumId="7" w15:restartNumberingAfterBreak="0">
     <w:nsid w:val="36EB1525"/>
     <w:multiLevelType w:val="multilevel"/>
     <w:tmpl w:val="AE6E60C4"/>
@@ -2766,7 +4931,7 @@
       </w:rPr>
     </w:lvl>
   </w:abstractNum>
-  <w:abstractNum w:abstractNumId="6" w15:restartNumberingAfterBreak="0">
+  <w:abstractNum w:abstractNumId="8" w15:restartNumberingAfterBreak="0">
     <w:nsid w:val="463050F0"/>
     <w:multiLevelType w:val="hybridMultilevel"/>
     <w:tmpl w:val="F392C968"/>
@@ -2855,7 +5020,96 @@
       </w:pPr>
     </w:lvl>
   </w:abstractNum>
-  <w:abstractNum w:abstractNumId="7" w15:restartNumberingAfterBreak="0">
+  <w:abstractNum w:abstractNumId="9" w15:restartNumberingAfterBreak="0">
+    <w:nsid w:val="48B5038A"/>
+    <w:multiLevelType w:val="hybridMultilevel"/>
+    <w:tmpl w:val="FEB889A8"/>
+    <w:lvl w:ilvl="0" w:tplc="440A000F">
+      <w:start w:val="1"/>
+      <w:numFmt w:val="decimal"/>
+      <w:lvlText w:val="%1."/>
+      <w:lvlJc w:val="left"/>
+      <w:pPr>
+        <w:ind w:left="720" w:hanging="360"/>
+      </w:pPr>
+      <w:rPr>
+        <w:rFonts w:hint="default"/>
+      </w:rPr>
+    </w:lvl>
+    <w:lvl w:ilvl="1" w:tplc="440A0019" w:tentative="1">
+      <w:start w:val="1"/>
+      <w:numFmt w:val="lowerLetter"/>
+      <w:lvlText w:val="%2."/>
+      <w:lvlJc w:val="left"/>
+      <w:pPr>
+        <w:ind w:left="1440" w:hanging="360"/>
+      </w:pPr>
+    </w:lvl>
+    <w:lvl w:ilvl="2" w:tplc="440A001B" w:tentative="1">
+      <w:start w:val="1"/>
+      <w:numFmt w:val="lowerRoman"/>
+      <w:lvlText w:val="%3."/>
+      <w:lvlJc w:val="right"/>
+      <w:pPr>
+        <w:ind w:left="2160" w:hanging="180"/>
+      </w:pPr>
+    </w:lvl>
+    <w:lvl w:ilvl="3" w:tplc="440A000F" w:tentative="1">
+      <w:start w:val="1"/>
+      <w:numFmt w:val="decimal"/>
+      <w:lvlText w:val="%4."/>
+      <w:lvlJc w:val="left"/>
+      <w:pPr>
+        <w:ind w:left="2880" w:hanging="360"/>
+      </w:pPr>
+    </w:lvl>
+    <w:lvl w:ilvl="4" w:tplc="440A0019" w:tentative="1">
+      <w:start w:val="1"/>
+      <w:numFmt w:val="lowerLetter"/>
+      <w:lvlText w:val="%5."/>
+      <w:lvlJc w:val="left"/>
+      <w:pPr>
+        <w:ind w:left="3600" w:hanging="360"/>
+      </w:pPr>
+    </w:lvl>
+    <w:lvl w:ilvl="5" w:tplc="440A001B" w:tentative="1">
+      <w:start w:val="1"/>
+      <w:numFmt w:val="lowerRoman"/>
+      <w:lvlText w:val="%6."/>
+      <w:lvlJc w:val="right"/>
+      <w:pPr>
+        <w:ind w:left="4320" w:hanging="180"/>
+      </w:pPr>
+    </w:lvl>
+    <w:lvl w:ilvl="6" w:tplc="440A000F" w:tentative="1">
+      <w:start w:val="1"/>
+      <w:numFmt w:val="decimal"/>
+      <w:lvlText w:val="%7."/>
+      <w:lvlJc w:val="left"/>
+      <w:pPr>
+        <w:ind w:left="5040" w:hanging="360"/>
+      </w:pPr>
+    </w:lvl>
+    <w:lvl w:ilvl="7" w:tplc="440A0019" w:tentative="1">
+      <w:start w:val="1"/>
+      <w:numFmt w:val="lowerLetter"/>
+      <w:lvlText w:val="%8."/>
+      <w:lvlJc w:val="left"/>
+      <w:pPr>
+        <w:ind w:left="5760" w:hanging="360"/>
+      </w:pPr>
+    </w:lvl>
+    <w:lvl w:ilvl="8" w:tplc="440A001B" w:tentative="1">
+      <w:start w:val="1"/>
+      <w:numFmt w:val="lowerRoman"/>
+      <w:lvlText w:val="%9."/>
+      <w:lvlJc w:val="right"/>
+      <w:pPr>
+        <w:ind w:left="6480" w:hanging="180"/>
+      </w:pPr>
+    </w:lvl>
+  </w:abstractNum>
+  <w:abstractNum w:abstractNumId="10" w15:restartNumberingAfterBreak="0">
     <w:nsid w:val="66620F4F"/>
     <w:multiLevelType w:val="multilevel"/>
     <w:tmpl w:val="DE1216B4"/>
@@ -3004,7 +5258,7 @@
       </w:rPr>
     </w:lvl>
   </w:abstractNum>
-  <w:abstractNum w:abstractNumId="8" w15:restartNumberingAfterBreak="0">
+  <w:abstractNum w:abstractNumId="11" w15:restartNumberingAfterBreak="0">
     <w:nsid w:val="666E5F25"/>
     <w:multiLevelType w:val="multilevel"/>
     <w:tmpl w:val="977AAAB8"/>
@@ -3153,38 +5407,47 @@
       </w:rPr>
     </w:lvl>
   </w:abstractNum>
-  <w:num w:numId="1">
+  <w:num w:numId="1" w16cid:durableId="967392521">
+    <w:abstractNumId w:val="8"/>
+  </w:num>
+  <w:num w:numId="2" w16cid:durableId="1242956048">
+    <w:abstractNumId w:val="1"/>
+  </w:num>
+  <w:num w:numId="3" w16cid:durableId="1884755593">
+    <w:abstractNumId w:val="3"/>
+  </w:num>
+  <w:num w:numId="4" w16cid:durableId="678046635">
     <w:abstractNumId w:val="6"/>
   </w:num>
-  <w:num w:numId="2">
+  <w:num w:numId="5" w16cid:durableId="800146879">
+    <w:abstractNumId w:val="2"/>
+  </w:num>
+  <w:num w:numId="6" w16cid:durableId="112484521">
+    <w:abstractNumId w:val="7"/>
+  </w:num>
+  <w:num w:numId="7" w16cid:durableId="705370471">
+    <w:abstractNumId w:val="11"/>
+  </w:num>
+  <w:num w:numId="8" w16cid:durableId="545216556">
+    <w:abstractNumId w:val="10"/>
+  </w:num>
+  <w:num w:numId="9" w16cid:durableId="1177421870">
+    <w:abstractNumId w:val="5"/>
+  </w:num>
+  <w:num w:numId="10" w16cid:durableId="8719984">
     <w:abstractNumId w:val="0"/>
   </w:num>
-  <w:num w:numId="3">
-    <w:abstractNumId w:val="2"/>
+  <w:num w:numId="11" w16cid:durableId="334575622">
+    <w:abstractNumId w:val="9"/>
   </w:num>
-  <w:num w:numId="4">
+  <w:num w:numId="12" w16cid:durableId="1609385450">
     <w:abstractNumId w:val="4"/>
-  </w:num>
-  <w:num w:numId="5">
-    <w:abstractNumId w:val="1"/>
-  </w:num>
-  <w:num w:numId="6">
-    <w:abstractNumId w:val="5"/>
-  </w:num>
-  <w:num w:numId="7">
-    <w:abstractNumId w:val="8"/>
-  </w:num>
-  <w:num w:numId="8">
-    <w:abstractNumId w:val="7"/>
-  </w:num>
-  <w:num w:numId="9">
-    <w:abstractNumId w:val="3"/>
   </w:num>
 </w:numbering>
 </file>
 
 <file path=word/styles.xml><?xml version="1.0" encoding="utf-8"?>
-<w:styles xmlns:mc="http://schemas.openxmlformats.org/markup-compatibility/2006" xmlns:r="http://schemas.openxmlformats.org/officeDocument/2006/relationships" xmlns:w="http://schemas.openxmlformats.org/wordprocessingml/2006/main" xmlns:w14="http://schemas.microsoft.com/office/word/2010/wordml" xmlns:w15="http://schemas.microsoft.com/office/word/2012/wordml" xmlns:w16cex="http://schemas.microsoft.com/office/word/2018/wordml/cex" xmlns:w16cid="http://schemas.microsoft.com/office/word/2016/wordml/cid" xmlns:w16="http://schemas.microsoft.com/office/word/2018/wordml" xmlns:w16sdtdh="http://schemas.microsoft.com/office/word/2020/wordml/sdtdatahash" xmlns:w16se="http://schemas.microsoft.com/office/word/2015/wordml/symex" mc:Ignorable="w14 w15 w16se w16cid w16 w16cex w16sdtdh">
+<w:styles xmlns:mc="http://schemas.openxmlformats.org/markup-compatibility/2006" xmlns:r="http://schemas.openxmlformats.org/officeDocument/2006/relationships" xmlns:w="http://schemas.openxmlformats.org/wordprocessingml/2006/main" xmlns:w14="http://schemas.microsoft.com/office/word/2010/wordml" xmlns:w15="http://schemas.microsoft.com/office/word/2012/wordml" xmlns:w16cex="http://schemas.microsoft.com/office/word/2018/wordml/cex" xmlns:w16cid="http://schemas.microsoft.com/office/word/2016/wordml/cid" xmlns:w16="http://schemas.microsoft.com/office/word/2018/wordml" xmlns:w16du="http://schemas.microsoft.com/office/word/2023/wordml/word16du" xmlns:w16sdtdh="http://schemas.microsoft.com/office/word/2020/wordml/sdtdatahash" xmlns:w16sdtfl="http://schemas.microsoft.com/office/word/2024/wordml/sdtformatlock" xmlns:w16se="http://schemas.microsoft.com/office/word/2015/wordml/symex" mc:Ignorable="w14 w15 w16se w16cid w16 w16cex w16sdtdh w16sdtfl w16du">
   <w:docDefaults>
     <w:rPrDefault>
       <w:rPr>
@@ -3630,7 +5893,6 @@
   <w:style w:type="character" w:default="1" w:styleId="Fuentedeprrafopredeter">
     <w:name w:val="Default Paragraph Font"/>
     <w:uiPriority w:val="1"/>
-    <w:semiHidden/>
     <w:unhideWhenUsed/>
   </w:style>
   <w:style w:type="table" w:default="1" w:styleId="Tablanormal">
